--- a/docs/QScope_Research_Paper.docx
+++ b/docs/QScope_Research_Paper.docx
@@ -41,7 +41,7 @@
           <w:b w:val="0"/>
           <w:sz w:val="18"/>
         </w:rPr>
-        <w:t>**[Department, Institution, City, Country]**</w:t>
+        <w:t>[Department, Institution, City, Country]</w:t>
       </w:r>
     </w:p>
     <w:p>
@@ -55,7 +55,7 @@
           <w:b w:val="0"/>
           <w:sz w:val="17"/>
         </w:rPr>
-        <w:t>**[Email address]**</w:t>
+        <w:t>[Email address]</w:t>
       </w:r>
     </w:p>
     <w:p>
@@ -329,6 +329,411 @@
     </w:p>
     <w:p>
       <w:pPr>
+        <w:keepNext/>
+        <w:spacing w:before="80" w:after="40"/>
+        <w:jc w:val="center"/>
+      </w:pPr>
+      <w:r>
+        <w:rPr>
+          <w:rFonts w:ascii="Times New Roman" w:hAnsi="Times New Roman" w:eastAsia="Times New Roman"/>
+          <w:b/>
+          <w:sz w:val="16"/>
+        </w:rPr>
+        <w:t>TABLE I. QUALITATIVE POSITIONING AGAINST SELECTED SOFTWARE PAPERS</w:t>
+      </w:r>
+    </w:p>
+    <w:tbl>
+      <w:tblPr>
+        <w:tblStyle w:val="TableGrid"/>
+        <w:tblW w:type="auto" w:w="0"/>
+        <w:jc w:val="center"/>
+        <w:tblLayout w:type="autofit"/>
+        <w:tblLook w:firstColumn="1" w:firstRow="1" w:lastColumn="0" w:lastRow="0" w:noHBand="0" w:noVBand="1" w:val="04A0"/>
+      </w:tblPr>
+      <w:tblGrid>
+        <w:gridCol w:w="3475"/>
+        <w:gridCol w:w="3475"/>
+        <w:gridCol w:w="3475"/>
+      </w:tblGrid>
+      <w:tr>
+        <w:tc>
+          <w:tcPr>
+            <w:tcW w:type="dxa" w:w="3475"/>
+            <w:vAlign w:val="center"/>
+            <w:shd w:fill="DCE6F1"/>
+          </w:tcPr>
+          <w:p>
+            <w:pPr>
+              <w:spacing w:after="0"/>
+              <w:jc w:val="center"/>
+            </w:pPr>
+            <w:r>
+              <w:rPr>
+                <w:rFonts w:ascii="Times New Roman" w:hAnsi="Times New Roman" w:eastAsia="Times New Roman"/>
+                <w:b/>
+                <w:sz w:val="15"/>
+              </w:rPr>
+              <w:t>System</w:t>
+            </w:r>
+          </w:p>
+        </w:tc>
+        <w:tc>
+          <w:tcPr>
+            <w:tcW w:type="dxa" w:w="3475"/>
+            <w:vAlign w:val="center"/>
+            <w:shd w:fill="DCE6F1"/>
+          </w:tcPr>
+          <w:p>
+            <w:pPr>
+              <w:spacing w:after="0"/>
+              <w:jc w:val="center"/>
+            </w:pPr>
+            <w:r>
+              <w:rPr>
+                <w:rFonts w:ascii="Times New Roman" w:hAnsi="Times New Roman" w:eastAsia="Times New Roman"/>
+                <w:b/>
+                <w:sz w:val="15"/>
+              </w:rPr>
+              <w:t>Emphasis reported in cited work</w:t>
+            </w:r>
+          </w:p>
+        </w:tc>
+        <w:tc>
+          <w:tcPr>
+            <w:tcW w:type="dxa" w:w="3475"/>
+            <w:vAlign w:val="center"/>
+            <w:shd w:fill="DCE6F1"/>
+          </w:tcPr>
+          <w:p>
+            <w:pPr>
+              <w:spacing w:after="0"/>
+              <w:jc w:val="center"/>
+            </w:pPr>
+            <w:r>
+              <w:rPr>
+                <w:rFonts w:ascii="Times New Roman" w:hAnsi="Times New Roman" w:eastAsia="Times New Roman"/>
+                <w:b/>
+                <w:sz w:val="15"/>
+              </w:rPr>
+              <w:t>QScope positioning</w:t>
+            </w:r>
+          </w:p>
+        </w:tc>
+      </w:tr>
+      <w:tr>
+        <w:tc>
+          <w:tcPr>
+            <w:tcW w:type="dxa" w:w="3475"/>
+            <w:vAlign w:val="center"/>
+          </w:tcPr>
+          <w:p>
+            <w:pPr>
+              <w:spacing w:after="0"/>
+              <w:jc w:val="left"/>
+            </w:pPr>
+            <w:r>
+              <w:rPr>
+                <w:rFonts w:ascii="Times New Roman" w:hAnsi="Times New Roman" w:eastAsia="Times New Roman"/>
+                <w:sz w:val="15"/>
+              </w:rPr>
+              <w:t>ProjectQ [3]</w:t>
+            </w:r>
+          </w:p>
+        </w:tc>
+        <w:tc>
+          <w:tcPr>
+            <w:tcW w:type="dxa" w:w="3475"/>
+            <w:vAlign w:val="center"/>
+          </w:tcPr>
+          <w:p>
+            <w:pPr>
+              <w:spacing w:after="0"/>
+              <w:jc w:val="left"/>
+            </w:pPr>
+            <w:r>
+              <w:rPr>
+                <w:rFonts w:ascii="Times New Roman" w:hAnsi="Times New Roman" w:eastAsia="Times New Roman"/>
+                <w:sz w:val="15"/>
+              </w:rPr>
+              <w:t>Programmable framework, compiler, simulator, and extensible backends</w:t>
+            </w:r>
+          </w:p>
+        </w:tc>
+        <w:tc>
+          <w:tcPr>
+            <w:tcW w:type="dxa" w:w="3475"/>
+            <w:vAlign w:val="center"/>
+          </w:tcPr>
+          <w:p>
+            <w:pPr>
+              <w:spacing w:after="0"/>
+              <w:jc w:val="left"/>
+            </w:pPr>
+            <w:r>
+              <w:rPr>
+                <w:rFonts w:ascii="Times New Roman" w:hAnsi="Times New Roman" w:eastAsia="Times New Roman"/>
+                <w:sz w:val="15"/>
+              </w:rPr>
+              <w:t>QScope centers on a local GUI workflow and execution provenance rather than compiler extensibility</w:t>
+            </w:r>
+          </w:p>
+        </w:tc>
+      </w:tr>
+      <w:tr>
+        <w:tc>
+          <w:tcPr>
+            <w:tcW w:type="dxa" w:w="3475"/>
+            <w:vAlign w:val="center"/>
+          </w:tcPr>
+          <w:p>
+            <w:pPr>
+              <w:spacing w:after="0"/>
+              <w:jc w:val="left"/>
+            </w:pPr>
+            <w:r>
+              <w:rPr>
+                <w:rFonts w:ascii="Times New Roman" w:hAnsi="Times New Roman" w:eastAsia="Times New Roman"/>
+                <w:sz w:val="15"/>
+              </w:rPr>
+              <w:t>QuEST [4]</w:t>
+            </w:r>
+          </w:p>
+        </w:tc>
+        <w:tc>
+          <w:tcPr>
+            <w:tcW w:type="dxa" w:w="3475"/>
+            <w:vAlign w:val="center"/>
+          </w:tcPr>
+          <w:p>
+            <w:pPr>
+              <w:spacing w:after="0"/>
+              <w:jc w:val="left"/>
+            </w:pPr>
+            <w:r>
+              <w:rPr>
+                <w:rFonts w:ascii="Times New Roman" w:hAnsi="Times New Roman" w:eastAsia="Times New Roman"/>
+                <w:sz w:val="15"/>
+              </w:rPr>
+              <w:t>High-performance state-vector and density-matrix simulation with multicore, GPU, and distributed execution</w:t>
+            </w:r>
+          </w:p>
+        </w:tc>
+        <w:tc>
+          <w:tcPr>
+            <w:tcW w:type="dxa" w:w="3475"/>
+            <w:vAlign w:val="center"/>
+          </w:tcPr>
+          <w:p>
+            <w:pPr>
+              <w:spacing w:after="0"/>
+              <w:jc w:val="left"/>
+            </w:pPr>
+            <w:r>
+              <w:rPr>
+                <w:rFonts w:ascii="Times New Roman" w:hAnsi="Times New Roman" w:eastAsia="Times New Roman"/>
+                <w:sz w:val="15"/>
+              </w:rPr>
+              <w:t>QScope does not target GPU/HPC scale; it emphasizes memory preflight and budgeted independent batches</w:t>
+            </w:r>
+          </w:p>
+        </w:tc>
+      </w:tr>
+      <w:tr>
+        <w:tc>
+          <w:tcPr>
+            <w:tcW w:type="dxa" w:w="3475"/>
+            <w:vAlign w:val="center"/>
+          </w:tcPr>
+          <w:p>
+            <w:pPr>
+              <w:spacing w:after="0"/>
+              <w:jc w:val="left"/>
+            </w:pPr>
+            <w:r>
+              <w:rPr>
+                <w:rFonts w:ascii="Times New Roman" w:hAnsi="Times New Roman" w:eastAsia="Times New Roman"/>
+                <w:sz w:val="15"/>
+              </w:rPr>
+              <w:t>Qulacs [5]</w:t>
+            </w:r>
+          </w:p>
+        </w:tc>
+        <w:tc>
+          <w:tcPr>
+            <w:tcW w:type="dxa" w:w="3475"/>
+            <w:vAlign w:val="center"/>
+          </w:tcPr>
+          <w:p>
+            <w:pPr>
+              <w:spacing w:after="0"/>
+              <w:jc w:val="left"/>
+            </w:pPr>
+            <w:r>
+              <w:rPr>
+                <w:rFonts w:ascii="Times New Roman" w:hAnsi="Times New Roman" w:eastAsia="Times New Roman"/>
+                <w:sz w:val="15"/>
+              </w:rPr>
+              <w:t>Fast, flexible research simulator with performance techniques</w:t>
+            </w:r>
+          </w:p>
+        </w:tc>
+        <w:tc>
+          <w:tcPr>
+            <w:tcW w:type="dxa" w:w="3475"/>
+            <w:vAlign w:val="center"/>
+          </w:tcPr>
+          <w:p>
+            <w:pPr>
+              <w:spacing w:after="0"/>
+              <w:jc w:val="left"/>
+            </w:pPr>
+            <w:r>
+              <w:rPr>
+                <w:rFonts w:ascii="Times New Roman" w:hAnsi="Times New Roman" w:eastAsia="Times New Roman"/>
+                <w:sz w:val="15"/>
+              </w:rPr>
+              <w:t>QScope makes no speed claim; its focus is connecting runs to visual inspection and history</w:t>
+            </w:r>
+          </w:p>
+        </w:tc>
+      </w:tr>
+      <w:tr>
+        <w:tc>
+          <w:tcPr>
+            <w:tcW w:type="dxa" w:w="3475"/>
+            <w:vAlign w:val="center"/>
+          </w:tcPr>
+          <w:p>
+            <w:pPr>
+              <w:spacing w:after="0"/>
+              <w:jc w:val="left"/>
+            </w:pPr>
+            <w:r>
+              <w:rPr>
+                <w:rFonts w:ascii="Times New Roman" w:hAnsi="Times New Roman" w:eastAsia="Times New Roman"/>
+                <w:sz w:val="15"/>
+              </w:rPr>
+              <w:t>Psitrum [8]</w:t>
+            </w:r>
+          </w:p>
+        </w:tc>
+        <w:tc>
+          <w:tcPr>
+            <w:tcW w:type="dxa" w:w="3475"/>
+            <w:vAlign w:val="center"/>
+          </w:tcPr>
+          <w:p>
+            <w:pPr>
+              <w:spacing w:after="0"/>
+              <w:jc w:val="left"/>
+            </w:pPr>
+            <w:r>
+              <w:rPr>
+                <w:rFonts w:ascii="Times New Roman" w:hAnsi="Times New Roman" w:eastAsia="Times New Roman"/>
+                <w:sz w:val="15"/>
+              </w:rPr>
+              <w:t>Local simulator with GUI, circuit visualization, noise, and intermediate-state tracing</w:t>
+            </w:r>
+          </w:p>
+        </w:tc>
+        <w:tc>
+          <w:tcPr>
+            <w:tcW w:type="dxa" w:w="3475"/>
+            <w:vAlign w:val="center"/>
+          </w:tcPr>
+          <w:p>
+            <w:pPr>
+              <w:spacing w:after="0"/>
+              <w:jc w:val="left"/>
+            </w:pPr>
+            <w:r>
+              <w:rPr>
+                <w:rFonts w:ascii="Times New Roman" w:hAnsi="Times New Roman" w:eastAsia="Times New Roman"/>
+                <w:sz w:val="15"/>
+              </w:rPr>
+              <w:t>QScope is a close integrated-workspace precedent; the distinction emphasized here is resource planning, batch policy, run provenance, and verified optimization together</w:t>
+            </w:r>
+          </w:p>
+        </w:tc>
+      </w:tr>
+      <w:tr>
+        <w:tc>
+          <w:tcPr>
+            <w:tcW w:type="dxa" w:w="3475"/>
+            <w:vAlign w:val="center"/>
+          </w:tcPr>
+          <w:p>
+            <w:pPr>
+              <w:spacing w:after="0"/>
+              <w:jc w:val="left"/>
+            </w:pPr>
+            <w:r>
+              <w:rPr>
+                <w:rFonts w:ascii="Times New Roman" w:hAnsi="Times New Roman" w:eastAsia="Times New Roman"/>
+                <w:sz w:val="15"/>
+              </w:rPr>
+              <w:t>QScope</w:t>
+            </w:r>
+          </w:p>
+        </w:tc>
+        <w:tc>
+          <w:tcPr>
+            <w:tcW w:type="dxa" w:w="3475"/>
+            <w:vAlign w:val="center"/>
+          </w:tcPr>
+          <w:p>
+            <w:pPr>
+              <w:spacing w:after="0"/>
+              <w:jc w:val="left"/>
+            </w:pPr>
+            <w:r>
+              <w:rPr>
+                <w:rFonts w:ascii="Times New Roman" w:hAnsi="Times New Roman" w:eastAsia="Times New Roman"/>
+                <w:sz w:val="15"/>
+              </w:rPr>
+              <w:t>Local circuit workspace with three simulation representations, planning, traces, analysis, optimization, history, and batch experiments</w:t>
+            </w:r>
+          </w:p>
+        </w:tc>
+        <w:tc>
+          <w:tcPr>
+            <w:tcW w:type="dxa" w:w="3475"/>
+            <w:vAlign w:val="center"/>
+          </w:tcPr>
+          <w:p>
+            <w:pPr>
+              <w:spacing w:after="0"/>
+              <w:jc w:val="left"/>
+            </w:pPr>
+            <w:r>
+              <w:rPr>
+                <w:rFonts w:ascii="Times New Roman" w:hAnsi="Times New Roman" w:eastAsia="Times New Roman"/>
+                <w:sz w:val="15"/>
+              </w:rPr>
+              <w:t>The evaluated contribution is workflow integration and explicit execution boundaries, not a new simulator algorithm</w:t>
+            </w:r>
+          </w:p>
+        </w:tc>
+      </w:tr>
+    </w:tbl>
+    <w:p>
+      <w:pPr>
+        <w:spacing w:after="20" w:before="0"/>
+      </w:pPr>
+    </w:p>
+    <w:p>
+      <w:pPr>
+        <w:ind w:firstLine="202"/>
+      </w:pPr>
+      <w:r>
+        <w:rPr>
+          <w:rFonts w:ascii="Times New Roman" w:hAnsi="Times New Roman" w:eastAsia="Times New Roman"/>
+        </w:rPr>
+        <w:t>The comparison is qualitative and limited to each cited publication’s described emphasis. It is not a feature-complete audit of current software releases, and the table deliberately does not imply that competing tools lack capabilities not mentioned in their cited papers.</w:t>
+      </w:r>
+    </w:p>
+    <w:p>
+      <w:pPr>
         <w:ind w:firstLine="202"/>
       </w:pPr>
       <w:r>
@@ -456,65 +861,6 @@
                 <w:sz w:val="15"/>
               </w:rPr>
               <w:t>Responsibility</w:t>
-            </w:r>
-          </w:p>
-        </w:tc>
-      </w:tr>
-      <w:tr>
-        <w:tc>
-          <w:tcPr>
-            <w:tcW w:type="dxa" w:w="3475"/>
-            <w:vAlign w:val="center"/>
-          </w:tcPr>
-          <w:p>
-            <w:pPr>
-              <w:spacing w:after="0"/>
-              <w:jc w:val="left"/>
-            </w:pPr>
-            <w:r>
-              <w:rPr>
-                <w:rFonts w:ascii="Times New Roman" w:hAnsi="Times New Roman" w:eastAsia="Times New Roman"/>
-                <w:sz w:val="15"/>
-              </w:rPr>
-              <w:t>:--</w:t>
-            </w:r>
-          </w:p>
-        </w:tc>
-        <w:tc>
-          <w:tcPr>
-            <w:tcW w:type="dxa" w:w="3475"/>
-            <w:vAlign w:val="center"/>
-          </w:tcPr>
-          <w:p>
-            <w:pPr>
-              <w:spacing w:after="0"/>
-              <w:jc w:val="left"/>
-            </w:pPr>
-            <w:r>
-              <w:rPr>
-                <w:rFonts w:ascii="Times New Roman" w:hAnsi="Times New Roman" w:eastAsia="Times New Roman"/>
-                <w:sz w:val="15"/>
-              </w:rPr>
-              <w:t>:--</w:t>
-            </w:r>
-          </w:p>
-        </w:tc>
-        <w:tc>
-          <w:tcPr>
-            <w:tcW w:type="dxa" w:w="3475"/>
-            <w:vAlign w:val="center"/>
-          </w:tcPr>
-          <w:p>
-            <w:pPr>
-              <w:spacing w:after="0"/>
-              <w:jc w:val="left"/>
-            </w:pPr>
-            <w:r>
-              <w:rPr>
-                <w:rFonts w:ascii="Times New Roman" w:hAnsi="Times New Roman" w:eastAsia="Times New Roman"/>
-                <w:sz w:val="15"/>
-              </w:rPr>
-              <w:t>:--</w:t>
             </w:r>
           </w:p>
         </w:tc>
@@ -1155,7 +1501,7 @@
           <w:b/>
           <w:sz w:val="16"/>
         </w:rPr>
-        <w:t>TABLE I. LOCAL STATE-VECTOR SCALING MEASUREMENTS</w:t>
+        <w:t>TABLE II. LOCAL STATE-VECTOR SCALING MEASUREMENTS</w:t>
       </w:r>
     </w:p>
     <w:tbl>

--- a/docs/QScope_Research_Paper.docx
+++ b/docs/QScope_Research_Paper.docx
@@ -4,20 +4,22 @@
   <w:body>
     <w:p>
       <w:pPr>
-        <w:spacing w:after="180"/>
+        <w:keepNext/>
+        <w:spacing w:after="200"/>
         <w:jc w:val="center"/>
       </w:pPr>
       <w:r>
         <w:rPr>
           <w:rFonts w:ascii="Times New Roman" w:hAnsi="Times New Roman" w:eastAsia="Times New Roman"/>
           <w:b/>
-          <w:sz w:val="40"/>
+          <w:sz w:val="38"/>
         </w:rPr>
         <w:t>QScope: A Local-First, Resource-Aware Quantum Circuit Simulation and Research Workspace</w:t>
       </w:r>
     </w:p>
     <w:p>
       <w:pPr>
+        <w:keepNext/>
         <w:spacing w:after="20"/>
         <w:jc w:val="center"/>
       </w:pPr>
@@ -32,6 +34,7 @@
     </w:p>
     <w:p>
       <w:pPr>
+        <w:keepNext/>
         <w:spacing w:after="20"/>
         <w:jc w:val="center"/>
       </w:pPr>
@@ -46,6 +49,7 @@
     </w:p>
     <w:p>
       <w:pPr>
+        <w:keepNext/>
         <w:spacing w:after="20"/>
         <w:jc w:val="center"/>
       </w:pPr>
@@ -60,6 +64,7 @@
     </w:p>
     <w:p>
       <w:pPr>
+        <w:keepLines/>
         <w:spacing w:after="100" w:line="240" w:lineRule="auto"/>
       </w:pPr>
       <w:r>
@@ -80,6 +85,7 @@
     </w:p>
     <w:p>
       <w:pPr>
+        <w:keepLines/>
         <w:spacing w:after="100" w:line="240" w:lineRule="auto"/>
       </w:pPr>
       <w:r>
@@ -104,7 +110,7 @@
           <w:headerReference w:type="default" r:id="rId9"/>
           <w:footerReference w:type="default" r:id="rId10"/>
           <w:pgSz w:w="12240" w:h="15840"/>
-          <w:pgMar w:top="979" w:right="907" w:bottom="1123" w:left="907" w:header="720" w:footer="720" w:gutter="0"/>
+          <w:pgMar w:top="1037" w:right="979" w:bottom="1037" w:left="979" w:header="461" w:footer="490" w:gutter="0"/>
           <w:cols w:space="360" w:num="1"/>
           <w:docGrid w:linePitch="360"/>
         </w:sectPr>
@@ -123,6 +129,8 @@
     </w:p>
     <w:p>
       <w:pPr>
+        <w:keepLines/>
+        <w:widowControl/>
         <w:ind w:firstLine="202"/>
       </w:pPr>
       <w:r>
@@ -134,6 +142,8 @@
     </w:p>
     <w:p>
       <w:pPr>
+        <w:keepLines/>
+        <w:widowControl/>
         <w:ind w:firstLine="202"/>
       </w:pPr>
       <w:r>
@@ -145,6 +155,8 @@
     </w:p>
     <w:p>
       <w:pPr>
+        <w:keepLines/>
+        <w:widowControl/>
         <w:ind w:firstLine="202"/>
       </w:pPr>
       <w:r>
@@ -169,6 +181,8 @@
     </w:p>
     <w:p>
       <w:pPr>
+        <w:keepLines/>
+        <w:widowControl/>
         <w:ind w:firstLine="202"/>
       </w:pPr>
       <w:r>
@@ -228,6 +242,8 @@
     </w:p>
     <w:p>
       <w:pPr>
+        <w:keepLines/>
+        <w:widowControl/>
         <w:ind w:firstLine="202"/>
       </w:pPr>
       <w:r>
@@ -250,6 +266,8 @@
     </w:p>
     <w:p>
       <w:pPr>
+        <w:keepLines/>
+        <w:widowControl/>
         <w:ind w:firstLine="202"/>
       </w:pPr>
       <w:r>
@@ -261,6 +279,8 @@
     </w:p>
     <w:p>
       <w:pPr>
+        <w:keepLines/>
+        <w:widowControl/>
         <w:ind w:firstLine="202"/>
       </w:pPr>
       <w:r>
@@ -272,6 +292,8 @@
     </w:p>
     <w:p>
       <w:pPr>
+        <w:keepLines/>
+        <w:widowControl/>
         <w:ind w:firstLine="202"/>
       </w:pPr>
       <w:r>
@@ -283,6 +305,8 @@
     </w:p>
     <w:p>
       <w:pPr>
+        <w:keepLines/>
+        <w:widowControl/>
         <w:ind w:firstLine="202"/>
       </w:pPr>
       <w:r>
@@ -294,6 +318,8 @@
     </w:p>
     <w:p>
       <w:pPr>
+        <w:keepLines/>
+        <w:widowControl/>
         <w:ind w:firstLine="202"/>
       </w:pPr>
       <w:r>
@@ -305,6 +331,8 @@
     </w:p>
     <w:p>
       <w:pPr>
+        <w:keepLines/>
+        <w:widowControl/>
         <w:ind w:firstLine="202"/>
       </w:pPr>
       <w:r>
@@ -329,6 +357,17 @@
     </w:p>
     <w:p>
       <w:pPr>
+        <w:sectPr>
+          <w:type w:val="continuous"/>
+          <w:pgSz w:w="12240" w:h="15840"/>
+          <w:pgMar w:top="1037" w:right="979" w:bottom="1037" w:left="979" w:header="461" w:footer="490" w:gutter="0"/>
+          <w:cols w:space="360" w:num="2"/>
+          <w:docGrid w:linePitch="360"/>
+        </w:sectPr>
+      </w:pPr>
+    </w:p>
+    <w:p>
+      <w:pPr>
         <w:keepNext/>
         <w:spacing w:before="80" w:after="40"/>
         <w:jc w:val="center"/>
@@ -347,30 +386,42 @@
         <w:tblStyle w:val="TableGrid"/>
         <w:tblW w:type="auto" w:w="0"/>
         <w:jc w:val="center"/>
-        <w:tblLayout w:type="autofit"/>
+        <w:tblLayout w:type="fixed"/>
         <w:tblLook w:firstColumn="1" w:firstRow="1" w:lastColumn="0" w:lastRow="0" w:noHBand="0" w:noVBand="1" w:val="04A0"/>
       </w:tblPr>
       <w:tblGrid>
-        <w:gridCol w:w="3475"/>
-        <w:gridCol w:w="3475"/>
-        <w:gridCol w:w="3475"/>
+        <w:gridCol w:w="3427"/>
+        <w:gridCol w:w="3427"/>
+        <w:gridCol w:w="3427"/>
       </w:tblGrid>
       <w:tr>
+        <w:trPr>
+          <w:tblHeader w:val="true"/>
+          <w:cantSplit/>
+        </w:trPr>
         <w:tc>
           <w:tcPr>
-            <w:tcW w:type="dxa" w:w="3475"/>
+            <w:tcW w:type="dxa" w:w="1584"/>
             <w:vAlign w:val="center"/>
-            <w:shd w:fill="DCE6F1"/>
+            <w:tcMar>
+              <w:top w:w="55" w:type="dxa"/>
+              <w:start w:w="75" w:type="dxa"/>
+              <w:bottom w:w="55" w:type="dxa"/>
+              <w:end w:w="75" w:type="dxa"/>
+            </w:tcMar>
+            <w:shd w:fill="17324D"/>
           </w:tcPr>
           <w:p>
             <w:pPr>
-              <w:spacing w:after="0"/>
+              <w:keepLines/>
+              <w:spacing w:line="240" w:lineRule="auto" w:after="0"/>
               <w:jc w:val="center"/>
             </w:pPr>
             <w:r>
               <w:rPr>
                 <w:rFonts w:ascii="Times New Roman" w:hAnsi="Times New Roman" w:eastAsia="Times New Roman"/>
                 <w:b/>
+                <w:color w:val="FFFFFF"/>
                 <w:sz w:val="15"/>
               </w:rPr>
               <w:t>System</w:t>
@@ -379,19 +430,27 @@
         </w:tc>
         <w:tc>
           <w:tcPr>
-            <w:tcW w:type="dxa" w:w="3475"/>
+            <w:tcW w:type="dxa" w:w="3816"/>
             <w:vAlign w:val="center"/>
-            <w:shd w:fill="DCE6F1"/>
+            <w:tcMar>
+              <w:top w:w="55" w:type="dxa"/>
+              <w:start w:w="75" w:type="dxa"/>
+              <w:bottom w:w="55" w:type="dxa"/>
+              <w:end w:w="75" w:type="dxa"/>
+            </w:tcMar>
+            <w:shd w:fill="17324D"/>
           </w:tcPr>
           <w:p>
             <w:pPr>
-              <w:spacing w:after="0"/>
+              <w:keepLines/>
+              <w:spacing w:line="240" w:lineRule="auto" w:after="0"/>
               <w:jc w:val="center"/>
             </w:pPr>
             <w:r>
               <w:rPr>
                 <w:rFonts w:ascii="Times New Roman" w:hAnsi="Times New Roman" w:eastAsia="Times New Roman"/>
                 <w:b/>
+                <w:color w:val="FFFFFF"/>
                 <w:sz w:val="15"/>
               </w:rPr>
               <w:t>Emphasis reported in cited work</w:t>
@@ -400,19 +459,27 @@
         </w:tc>
         <w:tc>
           <w:tcPr>
-            <w:tcW w:type="dxa" w:w="3475"/>
+            <w:tcW w:type="dxa" w:w="4882"/>
             <w:vAlign w:val="center"/>
-            <w:shd w:fill="DCE6F1"/>
+            <w:tcMar>
+              <w:top w:w="55" w:type="dxa"/>
+              <w:start w:w="75" w:type="dxa"/>
+              <w:bottom w:w="55" w:type="dxa"/>
+              <w:end w:w="75" w:type="dxa"/>
+            </w:tcMar>
+            <w:shd w:fill="17324D"/>
           </w:tcPr>
           <w:p>
             <w:pPr>
-              <w:spacing w:after="0"/>
+              <w:keepLines/>
+              <w:spacing w:line="240" w:lineRule="auto" w:after="0"/>
               <w:jc w:val="center"/>
             </w:pPr>
             <w:r>
               <w:rPr>
                 <w:rFonts w:ascii="Times New Roman" w:hAnsi="Times New Roman" w:eastAsia="Times New Roman"/>
                 <w:b/>
+                <w:color w:val="FFFFFF"/>
                 <w:sz w:val="15"/>
               </w:rPr>
               <w:t>QScope positioning</w:t>
@@ -421,14 +488,24 @@
         </w:tc>
       </w:tr>
       <w:tr>
+        <w:trPr>
+          <w:cantSplit/>
+        </w:trPr>
         <w:tc>
           <w:tcPr>
-            <w:tcW w:type="dxa" w:w="3475"/>
+            <w:tcW w:type="dxa" w:w="1584"/>
             <w:vAlign w:val="center"/>
+            <w:tcMar>
+              <w:top w:w="55" w:type="dxa"/>
+              <w:start w:w="75" w:type="dxa"/>
+              <w:bottom w:w="55" w:type="dxa"/>
+              <w:end w:w="75" w:type="dxa"/>
+            </w:tcMar>
           </w:tcPr>
           <w:p>
             <w:pPr>
-              <w:spacing w:after="0"/>
+              <w:keepLines/>
+              <w:spacing w:line="240" w:lineRule="auto" w:after="0"/>
               <w:jc w:val="left"/>
             </w:pPr>
             <w:r>
@@ -442,12 +519,19 @@
         </w:tc>
         <w:tc>
           <w:tcPr>
-            <w:tcW w:type="dxa" w:w="3475"/>
+            <w:tcW w:type="dxa" w:w="3816"/>
             <w:vAlign w:val="center"/>
+            <w:tcMar>
+              <w:top w:w="55" w:type="dxa"/>
+              <w:start w:w="75" w:type="dxa"/>
+              <w:bottom w:w="55" w:type="dxa"/>
+              <w:end w:w="75" w:type="dxa"/>
+            </w:tcMar>
           </w:tcPr>
           <w:p>
             <w:pPr>
-              <w:spacing w:after="0"/>
+              <w:keepLines/>
+              <w:spacing w:line="240" w:lineRule="auto" w:after="0"/>
               <w:jc w:val="left"/>
             </w:pPr>
             <w:r>
@@ -461,12 +545,19 @@
         </w:tc>
         <w:tc>
           <w:tcPr>
-            <w:tcW w:type="dxa" w:w="3475"/>
+            <w:tcW w:type="dxa" w:w="4882"/>
             <w:vAlign w:val="center"/>
+            <w:tcMar>
+              <w:top w:w="55" w:type="dxa"/>
+              <w:start w:w="75" w:type="dxa"/>
+              <w:bottom w:w="55" w:type="dxa"/>
+              <w:end w:w="75" w:type="dxa"/>
+            </w:tcMar>
           </w:tcPr>
           <w:p>
             <w:pPr>
-              <w:spacing w:after="0"/>
+              <w:keepLines/>
+              <w:spacing w:line="240" w:lineRule="auto" w:after="0"/>
               <w:jc w:val="left"/>
             </w:pPr>
             <w:r>
@@ -480,14 +571,25 @@
         </w:tc>
       </w:tr>
       <w:tr>
+        <w:trPr>
+          <w:cantSplit/>
+        </w:trPr>
         <w:tc>
           <w:tcPr>
-            <w:tcW w:type="dxa" w:w="3475"/>
+            <w:tcW w:type="dxa" w:w="1584"/>
             <w:vAlign w:val="center"/>
+            <w:tcMar>
+              <w:top w:w="55" w:type="dxa"/>
+              <w:start w:w="75" w:type="dxa"/>
+              <w:bottom w:w="55" w:type="dxa"/>
+              <w:end w:w="75" w:type="dxa"/>
+            </w:tcMar>
+            <w:shd w:fill="F1F5F8"/>
           </w:tcPr>
           <w:p>
             <w:pPr>
-              <w:spacing w:after="0"/>
+              <w:keepLines/>
+              <w:spacing w:line="240" w:lineRule="auto" w:after="0"/>
               <w:jc w:val="left"/>
             </w:pPr>
             <w:r>
@@ -501,12 +603,20 @@
         </w:tc>
         <w:tc>
           <w:tcPr>
-            <w:tcW w:type="dxa" w:w="3475"/>
+            <w:tcW w:type="dxa" w:w="3816"/>
             <w:vAlign w:val="center"/>
+            <w:tcMar>
+              <w:top w:w="55" w:type="dxa"/>
+              <w:start w:w="75" w:type="dxa"/>
+              <w:bottom w:w="55" w:type="dxa"/>
+              <w:end w:w="75" w:type="dxa"/>
+            </w:tcMar>
+            <w:shd w:fill="F1F5F8"/>
           </w:tcPr>
           <w:p>
             <w:pPr>
-              <w:spacing w:after="0"/>
+              <w:keepLines/>
+              <w:spacing w:line="240" w:lineRule="auto" w:after="0"/>
               <w:jc w:val="left"/>
             </w:pPr>
             <w:r>
@@ -520,12 +630,20 @@
         </w:tc>
         <w:tc>
           <w:tcPr>
-            <w:tcW w:type="dxa" w:w="3475"/>
+            <w:tcW w:type="dxa" w:w="4882"/>
             <w:vAlign w:val="center"/>
+            <w:tcMar>
+              <w:top w:w="55" w:type="dxa"/>
+              <w:start w:w="75" w:type="dxa"/>
+              <w:bottom w:w="55" w:type="dxa"/>
+              <w:end w:w="75" w:type="dxa"/>
+            </w:tcMar>
+            <w:shd w:fill="F1F5F8"/>
           </w:tcPr>
           <w:p>
             <w:pPr>
-              <w:spacing w:after="0"/>
+              <w:keepLines/>
+              <w:spacing w:line="240" w:lineRule="auto" w:after="0"/>
               <w:jc w:val="left"/>
             </w:pPr>
             <w:r>
@@ -539,14 +657,24 @@
         </w:tc>
       </w:tr>
       <w:tr>
+        <w:trPr>
+          <w:cantSplit/>
+        </w:trPr>
         <w:tc>
           <w:tcPr>
-            <w:tcW w:type="dxa" w:w="3475"/>
+            <w:tcW w:type="dxa" w:w="1584"/>
             <w:vAlign w:val="center"/>
+            <w:tcMar>
+              <w:top w:w="55" w:type="dxa"/>
+              <w:start w:w="75" w:type="dxa"/>
+              <w:bottom w:w="55" w:type="dxa"/>
+              <w:end w:w="75" w:type="dxa"/>
+            </w:tcMar>
           </w:tcPr>
           <w:p>
             <w:pPr>
-              <w:spacing w:after="0"/>
+              <w:keepLines/>
+              <w:spacing w:line="240" w:lineRule="auto" w:after="0"/>
               <w:jc w:val="left"/>
             </w:pPr>
             <w:r>
@@ -560,12 +688,19 @@
         </w:tc>
         <w:tc>
           <w:tcPr>
-            <w:tcW w:type="dxa" w:w="3475"/>
+            <w:tcW w:type="dxa" w:w="3816"/>
             <w:vAlign w:val="center"/>
+            <w:tcMar>
+              <w:top w:w="55" w:type="dxa"/>
+              <w:start w:w="75" w:type="dxa"/>
+              <w:bottom w:w="55" w:type="dxa"/>
+              <w:end w:w="75" w:type="dxa"/>
+            </w:tcMar>
           </w:tcPr>
           <w:p>
             <w:pPr>
-              <w:spacing w:after="0"/>
+              <w:keepLines/>
+              <w:spacing w:line="240" w:lineRule="auto" w:after="0"/>
               <w:jc w:val="left"/>
             </w:pPr>
             <w:r>
@@ -579,12 +714,19 @@
         </w:tc>
         <w:tc>
           <w:tcPr>
-            <w:tcW w:type="dxa" w:w="3475"/>
+            <w:tcW w:type="dxa" w:w="4882"/>
             <w:vAlign w:val="center"/>
+            <w:tcMar>
+              <w:top w:w="55" w:type="dxa"/>
+              <w:start w:w="75" w:type="dxa"/>
+              <w:bottom w:w="55" w:type="dxa"/>
+              <w:end w:w="75" w:type="dxa"/>
+            </w:tcMar>
           </w:tcPr>
           <w:p>
             <w:pPr>
-              <w:spacing w:after="0"/>
+              <w:keepLines/>
+              <w:spacing w:line="240" w:lineRule="auto" w:after="0"/>
               <w:jc w:val="left"/>
             </w:pPr>
             <w:r>
@@ -598,14 +740,25 @@
         </w:tc>
       </w:tr>
       <w:tr>
+        <w:trPr>
+          <w:cantSplit/>
+        </w:trPr>
         <w:tc>
           <w:tcPr>
-            <w:tcW w:type="dxa" w:w="3475"/>
+            <w:tcW w:type="dxa" w:w="1584"/>
             <w:vAlign w:val="center"/>
+            <w:tcMar>
+              <w:top w:w="55" w:type="dxa"/>
+              <w:start w:w="75" w:type="dxa"/>
+              <w:bottom w:w="55" w:type="dxa"/>
+              <w:end w:w="75" w:type="dxa"/>
+            </w:tcMar>
+            <w:shd w:fill="F1F5F8"/>
           </w:tcPr>
           <w:p>
             <w:pPr>
-              <w:spacing w:after="0"/>
+              <w:keepLines/>
+              <w:spacing w:line="240" w:lineRule="auto" w:after="0"/>
               <w:jc w:val="left"/>
             </w:pPr>
             <w:r>
@@ -619,12 +772,20 @@
         </w:tc>
         <w:tc>
           <w:tcPr>
-            <w:tcW w:type="dxa" w:w="3475"/>
+            <w:tcW w:type="dxa" w:w="3816"/>
             <w:vAlign w:val="center"/>
+            <w:tcMar>
+              <w:top w:w="55" w:type="dxa"/>
+              <w:start w:w="75" w:type="dxa"/>
+              <w:bottom w:w="55" w:type="dxa"/>
+              <w:end w:w="75" w:type="dxa"/>
+            </w:tcMar>
+            <w:shd w:fill="F1F5F8"/>
           </w:tcPr>
           <w:p>
             <w:pPr>
-              <w:spacing w:after="0"/>
+              <w:keepLines/>
+              <w:spacing w:line="240" w:lineRule="auto" w:after="0"/>
               <w:jc w:val="left"/>
             </w:pPr>
             <w:r>
@@ -638,12 +799,20 @@
         </w:tc>
         <w:tc>
           <w:tcPr>
-            <w:tcW w:type="dxa" w:w="3475"/>
+            <w:tcW w:type="dxa" w:w="4882"/>
             <w:vAlign w:val="center"/>
+            <w:tcMar>
+              <w:top w:w="55" w:type="dxa"/>
+              <w:start w:w="75" w:type="dxa"/>
+              <w:bottom w:w="55" w:type="dxa"/>
+              <w:end w:w="75" w:type="dxa"/>
+            </w:tcMar>
+            <w:shd w:fill="F1F5F8"/>
           </w:tcPr>
           <w:p>
             <w:pPr>
-              <w:spacing w:after="0"/>
+              <w:keepLines/>
+              <w:spacing w:line="240" w:lineRule="auto" w:after="0"/>
               <w:jc w:val="left"/>
             </w:pPr>
             <w:r>
@@ -657,14 +826,24 @@
         </w:tc>
       </w:tr>
       <w:tr>
+        <w:trPr>
+          <w:cantSplit/>
+        </w:trPr>
         <w:tc>
           <w:tcPr>
-            <w:tcW w:type="dxa" w:w="3475"/>
+            <w:tcW w:type="dxa" w:w="1584"/>
             <w:vAlign w:val="center"/>
+            <w:tcMar>
+              <w:top w:w="55" w:type="dxa"/>
+              <w:start w:w="75" w:type="dxa"/>
+              <w:bottom w:w="55" w:type="dxa"/>
+              <w:end w:w="75" w:type="dxa"/>
+            </w:tcMar>
           </w:tcPr>
           <w:p>
             <w:pPr>
-              <w:spacing w:after="0"/>
+              <w:keepLines/>
+              <w:spacing w:line="240" w:lineRule="auto" w:after="0"/>
               <w:jc w:val="left"/>
             </w:pPr>
             <w:r>
@@ -678,12 +857,19 @@
         </w:tc>
         <w:tc>
           <w:tcPr>
-            <w:tcW w:type="dxa" w:w="3475"/>
+            <w:tcW w:type="dxa" w:w="3816"/>
             <w:vAlign w:val="center"/>
+            <w:tcMar>
+              <w:top w:w="55" w:type="dxa"/>
+              <w:start w:w="75" w:type="dxa"/>
+              <w:bottom w:w="55" w:type="dxa"/>
+              <w:end w:w="75" w:type="dxa"/>
+            </w:tcMar>
           </w:tcPr>
           <w:p>
             <w:pPr>
-              <w:spacing w:after="0"/>
+              <w:keepLines/>
+              <w:spacing w:line="240" w:lineRule="auto" w:after="0"/>
               <w:jc w:val="left"/>
             </w:pPr>
             <w:r>
@@ -697,12 +883,19 @@
         </w:tc>
         <w:tc>
           <w:tcPr>
-            <w:tcW w:type="dxa" w:w="3475"/>
+            <w:tcW w:type="dxa" w:w="4882"/>
             <w:vAlign w:val="center"/>
+            <w:tcMar>
+              <w:top w:w="55" w:type="dxa"/>
+              <w:start w:w="75" w:type="dxa"/>
+              <w:bottom w:w="55" w:type="dxa"/>
+              <w:end w:w="75" w:type="dxa"/>
+            </w:tcMar>
           </w:tcPr>
           <w:p>
             <w:pPr>
-              <w:spacing w:after="0"/>
+              <w:keepLines/>
+              <w:spacing w:line="240" w:lineRule="auto" w:after="0"/>
               <w:jc w:val="left"/>
             </w:pPr>
             <w:r>
@@ -723,6 +916,19 @@
     </w:p>
     <w:p>
       <w:pPr>
+        <w:sectPr>
+          <w:type w:val="continuous"/>
+          <w:pgSz w:w="12240" w:h="15840"/>
+          <w:pgMar w:top="1037" w:right="979" w:bottom="1037" w:left="979" w:header="461" w:footer="490" w:gutter="0"/>
+          <w:cols w:space="360" w:num="1"/>
+          <w:docGrid w:linePitch="360"/>
+        </w:sectPr>
+      </w:pPr>
+    </w:p>
+    <w:p>
+      <w:pPr>
+        <w:keepLines/>
+        <w:widowControl/>
         <w:ind w:firstLine="202"/>
       </w:pPr>
       <w:r>
@@ -734,6 +940,8 @@
     </w:p>
     <w:p>
       <w:pPr>
+        <w:keepLines/>
+        <w:widowControl/>
         <w:ind w:firstLine="202"/>
       </w:pPr>
       <w:r>
@@ -745,6 +953,8 @@
     </w:p>
     <w:p>
       <w:pPr>
+        <w:keepLines/>
+        <w:widowControl/>
         <w:ind w:firstLine="202"/>
       </w:pPr>
       <w:r>
@@ -767,6 +977,8 @@
     </w:p>
     <w:p>
       <w:pPr>
+        <w:keepLines/>
+        <w:widowControl/>
         <w:ind w:firstLine="202"/>
       </w:pPr>
       <w:r>
@@ -778,6 +990,8 @@
     </w:p>
     <w:p>
       <w:pPr>
+        <w:keepLines/>
+        <w:widowControl/>
         <w:ind w:firstLine="202"/>
       </w:pPr>
       <w:r>
@@ -787,35 +1001,58 @@
         <w:t>QScope is organized into four cooperating layers:</w:t>
       </w:r>
     </w:p>
+    <w:p>
+      <w:pPr>
+        <w:sectPr>
+          <w:type w:val="continuous"/>
+          <w:pgSz w:w="12240" w:h="15840"/>
+          <w:pgMar w:top="1037" w:right="979" w:bottom="1037" w:left="979" w:header="461" w:footer="490" w:gutter="0"/>
+          <w:cols w:space="360" w:num="2"/>
+          <w:docGrid w:linePitch="360"/>
+        </w:sectPr>
+      </w:pPr>
+    </w:p>
     <w:tbl>
       <w:tblPr>
         <w:tblStyle w:val="TableGrid"/>
         <w:tblW w:type="auto" w:w="0"/>
         <w:jc w:val="center"/>
-        <w:tblLayout w:type="autofit"/>
+        <w:tblLayout w:type="fixed"/>
         <w:tblLook w:firstColumn="1" w:firstRow="1" w:lastColumn="0" w:lastRow="0" w:noHBand="0" w:noVBand="1" w:val="04A0"/>
       </w:tblPr>
       <w:tblGrid>
-        <w:gridCol w:w="3475"/>
-        <w:gridCol w:w="3475"/>
-        <w:gridCol w:w="3475"/>
+        <w:gridCol w:w="3427"/>
+        <w:gridCol w:w="3427"/>
+        <w:gridCol w:w="3427"/>
       </w:tblGrid>
       <w:tr>
+        <w:trPr>
+          <w:tblHeader w:val="true"/>
+          <w:cantSplit/>
+        </w:trPr>
         <w:tc>
           <w:tcPr>
-            <w:tcW w:type="dxa" w:w="3475"/>
+            <w:tcW w:type="dxa" w:w="1584"/>
             <w:vAlign w:val="center"/>
-            <w:shd w:fill="DCE6F1"/>
+            <w:tcMar>
+              <w:top w:w="55" w:type="dxa"/>
+              <w:start w:w="75" w:type="dxa"/>
+              <w:bottom w:w="55" w:type="dxa"/>
+              <w:end w:w="75" w:type="dxa"/>
+            </w:tcMar>
+            <w:shd w:fill="17324D"/>
           </w:tcPr>
           <w:p>
             <w:pPr>
-              <w:spacing w:after="0"/>
+              <w:keepLines/>
+              <w:spacing w:line="240" w:lineRule="auto" w:after="0"/>
               <w:jc w:val="center"/>
             </w:pPr>
             <w:r>
               <w:rPr>
                 <w:rFonts w:ascii="Times New Roman" w:hAnsi="Times New Roman" w:eastAsia="Times New Roman"/>
                 <w:b/>
+                <w:color w:val="FFFFFF"/>
                 <w:sz w:val="15"/>
               </w:rPr>
               <w:t>Layer</w:t>
@@ -824,19 +1061,27 @@
         </w:tc>
         <w:tc>
           <w:tcPr>
-            <w:tcW w:type="dxa" w:w="3475"/>
+            <w:tcW w:type="dxa" w:w="3816"/>
             <w:vAlign w:val="center"/>
-            <w:shd w:fill="DCE6F1"/>
+            <w:tcMar>
+              <w:top w:w="55" w:type="dxa"/>
+              <w:start w:w="75" w:type="dxa"/>
+              <w:bottom w:w="55" w:type="dxa"/>
+              <w:end w:w="75" w:type="dxa"/>
+            </w:tcMar>
+            <w:shd w:fill="17324D"/>
           </w:tcPr>
           <w:p>
             <w:pPr>
-              <w:spacing w:after="0"/>
+              <w:keepLines/>
+              <w:spacing w:line="240" w:lineRule="auto" w:after="0"/>
               <w:jc w:val="center"/>
             </w:pPr>
             <w:r>
               <w:rPr>
                 <w:rFonts w:ascii="Times New Roman" w:hAnsi="Times New Roman" w:eastAsia="Times New Roman"/>
                 <w:b/>
+                <w:color w:val="FFFFFF"/>
                 <w:sz w:val="15"/>
               </w:rPr>
               <w:t>Implementation</w:t>
@@ -845,19 +1090,27 @@
         </w:tc>
         <w:tc>
           <w:tcPr>
-            <w:tcW w:type="dxa" w:w="3475"/>
+            <w:tcW w:type="dxa" w:w="4882"/>
             <w:vAlign w:val="center"/>
-            <w:shd w:fill="DCE6F1"/>
+            <w:tcMar>
+              <w:top w:w="55" w:type="dxa"/>
+              <w:start w:w="75" w:type="dxa"/>
+              <w:bottom w:w="55" w:type="dxa"/>
+              <w:end w:w="75" w:type="dxa"/>
+            </w:tcMar>
+            <w:shd w:fill="17324D"/>
           </w:tcPr>
           <w:p>
             <w:pPr>
-              <w:spacing w:after="0"/>
+              <w:keepLines/>
+              <w:spacing w:line="240" w:lineRule="auto" w:after="0"/>
               <w:jc w:val="center"/>
             </w:pPr>
             <w:r>
               <w:rPr>
                 <w:rFonts w:ascii="Times New Roman" w:hAnsi="Times New Roman" w:eastAsia="Times New Roman"/>
                 <w:b/>
+                <w:color w:val="FFFFFF"/>
                 <w:sz w:val="15"/>
               </w:rPr>
               <w:t>Responsibility</w:t>
@@ -866,14 +1119,24 @@
         </w:tc>
       </w:tr>
       <w:tr>
+        <w:trPr>
+          <w:cantSplit/>
+        </w:trPr>
         <w:tc>
           <w:tcPr>
-            <w:tcW w:type="dxa" w:w="3475"/>
+            <w:tcW w:type="dxa" w:w="1584"/>
             <w:vAlign w:val="center"/>
+            <w:tcMar>
+              <w:top w:w="55" w:type="dxa"/>
+              <w:start w:w="75" w:type="dxa"/>
+              <w:bottom w:w="55" w:type="dxa"/>
+              <w:end w:w="75" w:type="dxa"/>
+            </w:tcMar>
           </w:tcPr>
           <w:p>
             <w:pPr>
-              <w:spacing w:after="0"/>
+              <w:keepLines/>
+              <w:spacing w:line="240" w:lineRule="auto" w:after="0"/>
               <w:jc w:val="left"/>
             </w:pPr>
             <w:r>
@@ -887,12 +1150,19 @@
         </w:tc>
         <w:tc>
           <w:tcPr>
-            <w:tcW w:type="dxa" w:w="3475"/>
+            <w:tcW w:type="dxa" w:w="3816"/>
             <w:vAlign w:val="center"/>
+            <w:tcMar>
+              <w:top w:w="55" w:type="dxa"/>
+              <w:start w:w="75" w:type="dxa"/>
+              <w:bottom w:w="55" w:type="dxa"/>
+              <w:end w:w="75" w:type="dxa"/>
+            </w:tcMar>
           </w:tcPr>
           <w:p>
             <w:pPr>
-              <w:spacing w:after="0"/>
+              <w:keepLines/>
+              <w:spacing w:line="240" w:lineRule="auto" w:after="0"/>
               <w:jc w:val="left"/>
             </w:pPr>
             <w:r>
@@ -906,12 +1176,19 @@
         </w:tc>
         <w:tc>
           <w:tcPr>
-            <w:tcW w:type="dxa" w:w="3475"/>
+            <w:tcW w:type="dxa" w:w="4882"/>
             <w:vAlign w:val="center"/>
+            <w:tcMar>
+              <w:top w:w="55" w:type="dxa"/>
+              <w:start w:w="75" w:type="dxa"/>
+              <w:bottom w:w="55" w:type="dxa"/>
+              <w:end w:w="75" w:type="dxa"/>
+            </w:tcMar>
           </w:tcPr>
           <w:p>
             <w:pPr>
-              <w:spacing w:after="0"/>
+              <w:keepLines/>
+              <w:spacing w:line="240" w:lineRule="auto" w:after="0"/>
               <w:jc w:val="left"/>
             </w:pPr>
             <w:r>
@@ -925,14 +1202,25 @@
         </w:tc>
       </w:tr>
       <w:tr>
+        <w:trPr>
+          <w:cantSplit/>
+        </w:trPr>
         <w:tc>
           <w:tcPr>
-            <w:tcW w:type="dxa" w:w="3475"/>
+            <w:tcW w:type="dxa" w:w="1584"/>
             <w:vAlign w:val="center"/>
+            <w:tcMar>
+              <w:top w:w="55" w:type="dxa"/>
+              <w:start w:w="75" w:type="dxa"/>
+              <w:bottom w:w="55" w:type="dxa"/>
+              <w:end w:w="75" w:type="dxa"/>
+            </w:tcMar>
+            <w:shd w:fill="F1F5F8"/>
           </w:tcPr>
           <w:p>
             <w:pPr>
-              <w:spacing w:after="0"/>
+              <w:keepLines/>
+              <w:spacing w:line="240" w:lineRule="auto" w:after="0"/>
               <w:jc w:val="left"/>
             </w:pPr>
             <w:r>
@@ -946,12 +1234,20 @@
         </w:tc>
         <w:tc>
           <w:tcPr>
-            <w:tcW w:type="dxa" w:w="3475"/>
+            <w:tcW w:type="dxa" w:w="3816"/>
             <w:vAlign w:val="center"/>
+            <w:tcMar>
+              <w:top w:w="55" w:type="dxa"/>
+              <w:start w:w="75" w:type="dxa"/>
+              <w:bottom w:w="55" w:type="dxa"/>
+              <w:end w:w="75" w:type="dxa"/>
+            </w:tcMar>
+            <w:shd w:fill="F1F5F8"/>
           </w:tcPr>
           <w:p>
             <w:pPr>
-              <w:spacing w:after="0"/>
+              <w:keepLines/>
+              <w:spacing w:line="240" w:lineRule="auto" w:after="0"/>
               <w:jc w:val="left"/>
             </w:pPr>
             <w:r>
@@ -965,12 +1261,20 @@
         </w:tc>
         <w:tc>
           <w:tcPr>
-            <w:tcW w:type="dxa" w:w="3475"/>
+            <w:tcW w:type="dxa" w:w="4882"/>
             <w:vAlign w:val="center"/>
+            <w:tcMar>
+              <w:top w:w="55" w:type="dxa"/>
+              <w:start w:w="75" w:type="dxa"/>
+              <w:bottom w:w="55" w:type="dxa"/>
+              <w:end w:w="75" w:type="dxa"/>
+            </w:tcMar>
+            <w:shd w:fill="F1F5F8"/>
           </w:tcPr>
           <w:p>
             <w:pPr>
-              <w:spacing w:after="0"/>
+              <w:keepLines/>
+              <w:spacing w:line="240" w:lineRule="auto" w:after="0"/>
               <w:jc w:val="left"/>
             </w:pPr>
             <w:r>
@@ -984,14 +1288,24 @@
         </w:tc>
       </w:tr>
       <w:tr>
+        <w:trPr>
+          <w:cantSplit/>
+        </w:trPr>
         <w:tc>
           <w:tcPr>
-            <w:tcW w:type="dxa" w:w="3475"/>
+            <w:tcW w:type="dxa" w:w="1584"/>
             <w:vAlign w:val="center"/>
+            <w:tcMar>
+              <w:top w:w="55" w:type="dxa"/>
+              <w:start w:w="75" w:type="dxa"/>
+              <w:bottom w:w="55" w:type="dxa"/>
+              <w:end w:w="75" w:type="dxa"/>
+            </w:tcMar>
           </w:tcPr>
           <w:p>
             <w:pPr>
-              <w:spacing w:after="0"/>
+              <w:keepLines/>
+              <w:spacing w:line="240" w:lineRule="auto" w:after="0"/>
               <w:jc w:val="left"/>
             </w:pPr>
             <w:r>
@@ -1005,12 +1319,19 @@
         </w:tc>
         <w:tc>
           <w:tcPr>
-            <w:tcW w:type="dxa" w:w="3475"/>
+            <w:tcW w:type="dxa" w:w="3816"/>
             <w:vAlign w:val="center"/>
+            <w:tcMar>
+              <w:top w:w="55" w:type="dxa"/>
+              <w:start w:w="75" w:type="dxa"/>
+              <w:bottom w:w="55" w:type="dxa"/>
+              <w:end w:w="75" w:type="dxa"/>
+            </w:tcMar>
           </w:tcPr>
           <w:p>
             <w:pPr>
-              <w:spacing w:after="0"/>
+              <w:keepLines/>
+              <w:spacing w:line="240" w:lineRule="auto" w:after="0"/>
               <w:jc w:val="left"/>
             </w:pPr>
             <w:r>
@@ -1024,12 +1345,19 @@
         </w:tc>
         <w:tc>
           <w:tcPr>
-            <w:tcW w:type="dxa" w:w="3475"/>
+            <w:tcW w:type="dxa" w:w="4882"/>
             <w:vAlign w:val="center"/>
+            <w:tcMar>
+              <w:top w:w="55" w:type="dxa"/>
+              <w:start w:w="75" w:type="dxa"/>
+              <w:bottom w:w="55" w:type="dxa"/>
+              <w:end w:w="75" w:type="dxa"/>
+            </w:tcMar>
           </w:tcPr>
           <w:p>
             <w:pPr>
-              <w:spacing w:after="0"/>
+              <w:keepLines/>
+              <w:spacing w:line="240" w:lineRule="auto" w:after="0"/>
               <w:jc w:val="left"/>
             </w:pPr>
             <w:r>
@@ -1043,14 +1371,25 @@
         </w:tc>
       </w:tr>
       <w:tr>
+        <w:trPr>
+          <w:cantSplit/>
+        </w:trPr>
         <w:tc>
           <w:tcPr>
-            <w:tcW w:type="dxa" w:w="3475"/>
+            <w:tcW w:type="dxa" w:w="1584"/>
             <w:vAlign w:val="center"/>
+            <w:tcMar>
+              <w:top w:w="55" w:type="dxa"/>
+              <w:start w:w="75" w:type="dxa"/>
+              <w:bottom w:w="55" w:type="dxa"/>
+              <w:end w:w="75" w:type="dxa"/>
+            </w:tcMar>
+            <w:shd w:fill="F1F5F8"/>
           </w:tcPr>
           <w:p>
             <w:pPr>
-              <w:spacing w:after="0"/>
+              <w:keepLines/>
+              <w:spacing w:line="240" w:lineRule="auto" w:after="0"/>
               <w:jc w:val="left"/>
             </w:pPr>
             <w:r>
@@ -1064,12 +1403,20 @@
         </w:tc>
         <w:tc>
           <w:tcPr>
-            <w:tcW w:type="dxa" w:w="3475"/>
+            <w:tcW w:type="dxa" w:w="3816"/>
             <w:vAlign w:val="center"/>
+            <w:tcMar>
+              <w:top w:w="55" w:type="dxa"/>
+              <w:start w:w="75" w:type="dxa"/>
+              <w:bottom w:w="55" w:type="dxa"/>
+              <w:end w:w="75" w:type="dxa"/>
+            </w:tcMar>
+            <w:shd w:fill="F1F5F8"/>
           </w:tcPr>
           <w:p>
             <w:pPr>
-              <w:spacing w:after="0"/>
+              <w:keepLines/>
+              <w:spacing w:line="240" w:lineRule="auto" w:after="0"/>
               <w:jc w:val="left"/>
             </w:pPr>
             <w:r>
@@ -1083,12 +1430,20 @@
         </w:tc>
         <w:tc>
           <w:tcPr>
-            <w:tcW w:type="dxa" w:w="3475"/>
+            <w:tcW w:type="dxa" w:w="4882"/>
             <w:vAlign w:val="center"/>
+            <w:tcMar>
+              <w:top w:w="55" w:type="dxa"/>
+              <w:start w:w="75" w:type="dxa"/>
+              <w:bottom w:w="55" w:type="dxa"/>
+              <w:end w:w="75" w:type="dxa"/>
+            </w:tcMar>
+            <w:shd w:fill="F1F5F8"/>
           </w:tcPr>
           <w:p>
             <w:pPr>
-              <w:spacing w:after="0"/>
+              <w:keepLines/>
+              <w:spacing w:line="240" w:lineRule="auto" w:after="0"/>
               <w:jc w:val="left"/>
             </w:pPr>
             <w:r>
@@ -1109,6 +1464,19 @@
     </w:p>
     <w:p>
       <w:pPr>
+        <w:sectPr>
+          <w:type w:val="continuous"/>
+          <w:pgSz w:w="12240" w:h="15840"/>
+          <w:pgMar w:top="1037" w:right="979" w:bottom="1037" w:left="979" w:header="461" w:footer="490" w:gutter="0"/>
+          <w:cols w:space="360" w:num="1"/>
+          <w:docGrid w:linePitch="360"/>
+        </w:sectPr>
+      </w:pPr>
+    </w:p>
+    <w:p>
+      <w:pPr>
+        <w:keepLines/>
+        <w:widowControl/>
         <w:ind w:firstLine="202"/>
       </w:pPr>
       <w:r>
@@ -1120,6 +1488,8 @@
     </w:p>
     <w:p>
       <w:pPr>
+        <w:keepLines/>
+        <w:widowControl/>
         <w:ind w:firstLine="202"/>
       </w:pPr>
       <w:r>
@@ -1131,6 +1501,8 @@
     </w:p>
     <w:p>
       <w:pPr>
+        <w:keepLines/>
+        <w:widowControl/>
         <w:ind w:firstLine="202"/>
       </w:pPr>
       <w:r>
@@ -1142,6 +1514,8 @@
     </w:p>
     <w:p>
       <w:pPr>
+        <w:keepLines/>
+        <w:widowControl/>
         <w:ind w:firstLine="202"/>
       </w:pPr>
       <w:r>
@@ -1153,6 +1527,8 @@
     </w:p>
     <w:p>
       <w:pPr>
+        <w:keepLines/>
+        <w:widowControl/>
         <w:ind w:firstLine="202"/>
       </w:pPr>
       <w:r>
@@ -1164,6 +1540,8 @@
     </w:p>
     <w:p>
       <w:pPr>
+        <w:keepLines/>
+        <w:widowControl/>
         <w:ind w:firstLine="202"/>
       </w:pPr>
       <w:r>
@@ -1188,6 +1566,8 @@
     </w:p>
     <w:p>
       <w:pPr>
+        <w:keepLines/>
+        <w:widowControl/>
         <w:ind w:firstLine="202"/>
       </w:pPr>
       <w:r>
@@ -1212,6 +1592,8 @@
     </w:p>
     <w:p>
       <w:pPr>
+        <w:keepLines/>
+        <w:widowControl/>
         <w:ind w:firstLine="202"/>
       </w:pPr>
       <w:r>
@@ -1236,6 +1618,8 @@
     </w:p>
     <w:p>
       <w:pPr>
+        <w:keepLines/>
+        <w:widowControl/>
         <w:ind w:firstLine="202"/>
       </w:pPr>
       <w:r>
@@ -1247,6 +1631,8 @@
     </w:p>
     <w:p>
       <w:pPr>
+        <w:keepLines/>
+        <w:widowControl/>
         <w:ind w:firstLine="202"/>
       </w:pPr>
       <w:r>
@@ -1258,6 +1644,8 @@
     </w:p>
     <w:p>
       <w:pPr>
+        <w:keepLines/>
+        <w:widowControl/>
         <w:ind w:firstLine="202"/>
       </w:pPr>
       <w:r>
@@ -1269,6 +1657,8 @@
     </w:p>
     <w:p>
       <w:pPr>
+        <w:keepLines/>
+        <w:widowControl/>
         <w:ind w:firstLine="202"/>
       </w:pPr>
       <w:r>
@@ -1293,6 +1683,8 @@
     </w:p>
     <w:p>
       <w:pPr>
+        <w:keepLines/>
+        <w:widowControl/>
         <w:ind w:firstLine="202"/>
       </w:pPr>
       <w:r>
@@ -1304,6 +1696,8 @@
     </w:p>
     <w:p>
       <w:pPr>
+        <w:keepLines/>
+        <w:widowControl/>
         <w:ind w:firstLine="202"/>
       </w:pPr>
       <w:r>
@@ -1315,6 +1709,8 @@
     </w:p>
     <w:p>
       <w:pPr>
+        <w:keepLines/>
+        <w:widowControl/>
         <w:ind w:firstLine="202"/>
       </w:pPr>
       <w:r>
@@ -1326,6 +1722,8 @@
     </w:p>
     <w:p>
       <w:pPr>
+        <w:keepLines/>
+        <w:widowControl/>
         <w:ind w:firstLine="202"/>
       </w:pPr>
       <w:r>
@@ -1348,6 +1746,8 @@
     </w:p>
     <w:p>
       <w:pPr>
+        <w:keepLines/>
+        <w:widowControl/>
         <w:ind w:firstLine="202"/>
       </w:pPr>
       <w:r>
@@ -1359,6 +1759,8 @@
     </w:p>
     <w:p>
       <w:pPr>
+        <w:keepLines/>
+        <w:widowControl/>
         <w:ind w:firstLine="202"/>
       </w:pPr>
       <w:r>
@@ -1370,6 +1772,8 @@
     </w:p>
     <w:p>
       <w:pPr>
+        <w:keepLines/>
+        <w:widowControl/>
         <w:ind w:firstLine="202"/>
       </w:pPr>
       <w:r>
@@ -1392,6 +1796,8 @@
     </w:p>
     <w:p>
       <w:pPr>
+        <w:keepLines/>
+        <w:widowControl/>
         <w:ind w:firstLine="202"/>
       </w:pPr>
       <w:r>
@@ -1403,6 +1809,8 @@
     </w:p>
     <w:p>
       <w:pPr>
+        <w:keepLines/>
+        <w:widowControl/>
         <w:ind w:firstLine="202"/>
       </w:pPr>
       <w:r>
@@ -1414,6 +1822,8 @@
     </w:p>
     <w:p>
       <w:pPr>
+        <w:keepLines/>
+        <w:widowControl/>
         <w:ind w:firstLine="202"/>
       </w:pPr>
       <w:r>
@@ -1425,6 +1835,8 @@
     </w:p>
     <w:p>
       <w:pPr>
+        <w:keepLines/>
+        <w:widowControl/>
         <w:ind w:firstLine="202"/>
       </w:pPr>
       <w:r>
@@ -1436,6 +1848,8 @@
     </w:p>
     <w:p>
       <w:pPr>
+        <w:keepLines/>
+        <w:widowControl/>
         <w:ind w:firstLine="202"/>
       </w:pPr>
       <w:r>
@@ -1458,6 +1872,8 @@
     </w:p>
     <w:p>
       <w:pPr>
+        <w:keepLines/>
+        <w:widowControl/>
         <w:ind w:firstLine="202"/>
       </w:pPr>
       <w:r>
@@ -1469,6 +1885,8 @@
     </w:p>
     <w:p>
       <w:pPr>
+        <w:keepLines/>
+        <w:widowControl/>
         <w:ind w:firstLine="202"/>
       </w:pPr>
       <w:r>
@@ -1480,6 +1898,8 @@
     </w:p>
     <w:p>
       <w:pPr>
+        <w:keepLines/>
+        <w:widowControl/>
         <w:ind w:firstLine="202"/>
       </w:pPr>
       <w:r>
@@ -1488,6 +1908,17 @@
         </w:rPr>
         <w:t>### B. Runtime and state-array memory</w:t>
       </w:r>
+    </w:p>
+    <w:p>
+      <w:pPr>
+        <w:sectPr>
+          <w:type w:val="continuous"/>
+          <w:pgSz w:w="12240" w:h="15840"/>
+          <w:pgMar w:top="1037" w:right="979" w:bottom="1037" w:left="979" w:header="461" w:footer="490" w:gutter="0"/>
+          <w:cols w:space="360" w:num="2"/>
+          <w:docGrid w:linePitch="360"/>
+        </w:sectPr>
+      </w:pPr>
     </w:p>
     <w:p>
       <w:pPr>
@@ -1509,33 +1940,45 @@
         <w:tblStyle w:val="TableGrid"/>
         <w:tblW w:type="auto" w:w="0"/>
         <w:jc w:val="center"/>
-        <w:tblLayout w:type="autofit"/>
+        <w:tblLayout w:type="fixed"/>
         <w:tblLook w:firstColumn="1" w:firstRow="1" w:lastColumn="0" w:lastRow="0" w:noHBand="0" w:noVBand="1" w:val="04A0"/>
       </w:tblPr>
       <w:tblGrid>
-        <w:gridCol w:w="1738"/>
-        <w:gridCol w:w="1738"/>
-        <w:gridCol w:w="1738"/>
-        <w:gridCol w:w="1738"/>
-        <w:gridCol w:w="1738"/>
-        <w:gridCol w:w="1738"/>
+        <w:gridCol w:w="1714"/>
+        <w:gridCol w:w="1714"/>
+        <w:gridCol w:w="1714"/>
+        <w:gridCol w:w="1714"/>
+        <w:gridCol w:w="1714"/>
+        <w:gridCol w:w="1714"/>
       </w:tblGrid>
       <w:tr>
+        <w:trPr>
+          <w:tblHeader w:val="true"/>
+          <w:cantSplit/>
+        </w:trPr>
         <w:tc>
           <w:tcPr>
-            <w:tcW w:type="dxa" w:w="1738"/>
+            <w:tcW w:type="dxa" w:w="1123"/>
             <w:vAlign w:val="center"/>
-            <w:shd w:fill="DCE6F1"/>
+            <w:tcMar>
+              <w:top w:w="55" w:type="dxa"/>
+              <w:start w:w="75" w:type="dxa"/>
+              <w:bottom w:w="55" w:type="dxa"/>
+              <w:end w:w="75" w:type="dxa"/>
+            </w:tcMar>
+            <w:shd w:fill="17324D"/>
           </w:tcPr>
           <w:p>
             <w:pPr>
-              <w:spacing w:after="0"/>
+              <w:keepLines/>
+              <w:spacing w:line="240" w:lineRule="auto" w:after="0"/>
               <w:jc w:val="center"/>
             </w:pPr>
             <w:r>
               <w:rPr>
                 <w:rFonts w:ascii="Times New Roman" w:hAnsi="Times New Roman" w:eastAsia="Times New Roman"/>
                 <w:b/>
+                <w:color w:val="FFFFFF"/>
                 <w:sz w:val="14"/>
               </w:rPr>
               <w:t>Qubits</w:t>
@@ -1544,19 +1987,27 @@
         </w:tc>
         <w:tc>
           <w:tcPr>
-            <w:tcW w:type="dxa" w:w="1738"/>
+            <w:tcW w:type="dxa" w:w="1037"/>
             <w:vAlign w:val="center"/>
-            <w:shd w:fill="DCE6F1"/>
+            <w:tcMar>
+              <w:top w:w="55" w:type="dxa"/>
+              <w:start w:w="75" w:type="dxa"/>
+              <w:bottom w:w="55" w:type="dxa"/>
+              <w:end w:w="75" w:type="dxa"/>
+            </w:tcMar>
+            <w:shd w:fill="17324D"/>
           </w:tcPr>
           <w:p>
             <w:pPr>
-              <w:spacing w:after="0"/>
+              <w:keepLines/>
+              <w:spacing w:line="240" w:lineRule="auto" w:after="0"/>
               <w:jc w:val="center"/>
             </w:pPr>
             <w:r>
               <w:rPr>
                 <w:rFonts w:ascii="Times New Roman" w:hAnsi="Times New Roman" w:eastAsia="Times New Roman"/>
                 <w:b/>
+                <w:color w:val="FFFFFF"/>
                 <w:sz w:val="14"/>
               </w:rPr>
               <w:t>Gates</w:t>
@@ -1565,19 +2016,27 @@
         </w:tc>
         <w:tc>
           <w:tcPr>
-            <w:tcW w:type="dxa" w:w="1738"/>
+            <w:tcW w:type="dxa" w:w="1094"/>
             <w:vAlign w:val="center"/>
-            <w:shd w:fill="DCE6F1"/>
+            <w:tcMar>
+              <w:top w:w="55" w:type="dxa"/>
+              <w:start w:w="75" w:type="dxa"/>
+              <w:bottom w:w="55" w:type="dxa"/>
+              <w:end w:w="75" w:type="dxa"/>
+            </w:tcMar>
+            <w:shd w:fill="17324D"/>
           </w:tcPr>
           <w:p>
             <w:pPr>
-              <w:spacing w:after="0"/>
+              <w:keepLines/>
+              <w:spacing w:line="240" w:lineRule="auto" w:after="0"/>
               <w:jc w:val="center"/>
             </w:pPr>
             <w:r>
               <w:rPr>
                 <w:rFonts w:ascii="Times New Roman" w:hAnsi="Times New Roman" w:eastAsia="Times New Roman"/>
                 <w:b/>
+                <w:color w:val="FFFFFF"/>
                 <w:sz w:val="14"/>
               </w:rPr>
               <w:t>Depth</w:t>
@@ -1586,19 +2045,27 @@
         </w:tc>
         <w:tc>
           <w:tcPr>
-            <w:tcW w:type="dxa" w:w="1738"/>
+            <w:tcW w:type="dxa" w:w="1728"/>
             <w:vAlign w:val="center"/>
-            <w:shd w:fill="DCE6F1"/>
+            <w:tcMar>
+              <w:top w:w="55" w:type="dxa"/>
+              <w:start w:w="75" w:type="dxa"/>
+              <w:bottom w:w="55" w:type="dxa"/>
+              <w:end w:w="75" w:type="dxa"/>
+            </w:tcMar>
+            <w:shd w:fill="17324D"/>
           </w:tcPr>
           <w:p>
             <w:pPr>
-              <w:spacing w:after="0"/>
+              <w:keepLines/>
+              <w:spacing w:line="240" w:lineRule="auto" w:after="0"/>
               <w:jc w:val="center"/>
             </w:pPr>
             <w:r>
               <w:rPr>
                 <w:rFonts w:ascii="Times New Roman" w:hAnsi="Times New Roman" w:eastAsia="Times New Roman"/>
                 <w:b/>
+                <w:color w:val="FFFFFF"/>
                 <w:sz w:val="14"/>
               </w:rPr>
               <w:t>Median time (ms)</w:t>
@@ -1607,19 +2074,27 @@
         </w:tc>
         <w:tc>
           <w:tcPr>
-            <w:tcW w:type="dxa" w:w="1738"/>
+            <w:tcW w:type="dxa" w:w="1670"/>
             <w:vAlign w:val="center"/>
-            <w:shd w:fill="DCE6F1"/>
+            <w:tcMar>
+              <w:top w:w="55" w:type="dxa"/>
+              <w:start w:w="75" w:type="dxa"/>
+              <w:bottom w:w="55" w:type="dxa"/>
+              <w:end w:w="75" w:type="dxa"/>
+            </w:tcMar>
+            <w:shd w:fill="17324D"/>
           </w:tcPr>
           <w:p>
             <w:pPr>
-              <w:spacing w:after="0"/>
+              <w:keepLines/>
+              <w:spacing w:line="240" w:lineRule="auto" w:after="0"/>
               <w:jc w:val="center"/>
             </w:pPr>
             <w:r>
               <w:rPr>
                 <w:rFonts w:ascii="Times New Roman" w:hAnsi="Times New Roman" w:eastAsia="Times New Roman"/>
                 <w:b/>
+                <w:color w:val="FFFFFF"/>
                 <w:sz w:val="14"/>
               </w:rPr>
               <w:t>Trial spread (ms)</w:t>
@@ -1628,19 +2103,27 @@
         </w:tc>
         <w:tc>
           <w:tcPr>
-            <w:tcW w:type="dxa" w:w="1738"/>
+            <w:tcW w:type="dxa" w:w="3629"/>
             <w:vAlign w:val="center"/>
-            <w:shd w:fill="DCE6F1"/>
+            <w:tcMar>
+              <w:top w:w="55" w:type="dxa"/>
+              <w:start w:w="75" w:type="dxa"/>
+              <w:bottom w:w="55" w:type="dxa"/>
+              <w:end w:w="75" w:type="dxa"/>
+            </w:tcMar>
+            <w:shd w:fill="17324D"/>
           </w:tcPr>
           <w:p>
             <w:pPr>
-              <w:spacing w:after="0"/>
+              <w:keepLines/>
+              <w:spacing w:line="240" w:lineRule="auto" w:after="0"/>
               <w:jc w:val="center"/>
             </w:pPr>
             <w:r>
               <w:rPr>
                 <w:rFonts w:ascii="Times New Roman" w:hAnsi="Times New Roman" w:eastAsia="Times New Roman"/>
                 <w:b/>
+                <w:color w:val="FFFFFF"/>
                 <w:sz w:val="14"/>
               </w:rPr>
               <w:t>State array (MB)</w:t>
@@ -1649,14 +2132,24 @@
         </w:tc>
       </w:tr>
       <w:tr>
+        <w:trPr>
+          <w:cantSplit/>
+        </w:trPr>
         <w:tc>
           <w:tcPr>
-            <w:tcW w:type="dxa" w:w="1738"/>
+            <w:tcW w:type="dxa" w:w="1123"/>
             <w:vAlign w:val="center"/>
+            <w:tcMar>
+              <w:top w:w="55" w:type="dxa"/>
+              <w:start w:w="75" w:type="dxa"/>
+              <w:bottom w:w="55" w:type="dxa"/>
+              <w:end w:w="75" w:type="dxa"/>
+            </w:tcMar>
           </w:tcPr>
           <w:p>
             <w:pPr>
-              <w:spacing w:after="0"/>
+              <w:keepLines/>
+              <w:spacing w:line="240" w:lineRule="auto" w:after="0"/>
               <w:jc w:val="left"/>
             </w:pPr>
             <w:r>
@@ -1670,12 +2163,19 @@
         </w:tc>
         <w:tc>
           <w:tcPr>
-            <w:tcW w:type="dxa" w:w="1738"/>
+            <w:tcW w:type="dxa" w:w="1037"/>
             <w:vAlign w:val="center"/>
+            <w:tcMar>
+              <w:top w:w="55" w:type="dxa"/>
+              <w:start w:w="75" w:type="dxa"/>
+              <w:bottom w:w="55" w:type="dxa"/>
+              <w:end w:w="75" w:type="dxa"/>
+            </w:tcMar>
           </w:tcPr>
           <w:p>
             <w:pPr>
-              <w:spacing w:after="0"/>
+              <w:keepLines/>
+              <w:spacing w:line="240" w:lineRule="auto" w:after="0"/>
               <w:jc w:val="left"/>
             </w:pPr>
             <w:r>
@@ -1689,12 +2189,19 @@
         </w:tc>
         <w:tc>
           <w:tcPr>
-            <w:tcW w:type="dxa" w:w="1738"/>
+            <w:tcW w:type="dxa" w:w="1094"/>
             <w:vAlign w:val="center"/>
+            <w:tcMar>
+              <w:top w:w="55" w:type="dxa"/>
+              <w:start w:w="75" w:type="dxa"/>
+              <w:bottom w:w="55" w:type="dxa"/>
+              <w:end w:w="75" w:type="dxa"/>
+            </w:tcMar>
           </w:tcPr>
           <w:p>
             <w:pPr>
-              <w:spacing w:after="0"/>
+              <w:keepLines/>
+              <w:spacing w:line="240" w:lineRule="auto" w:after="0"/>
               <w:jc w:val="left"/>
             </w:pPr>
             <w:r>
@@ -1708,12 +2215,19 @@
         </w:tc>
         <w:tc>
           <w:tcPr>
-            <w:tcW w:type="dxa" w:w="1738"/>
+            <w:tcW w:type="dxa" w:w="1728"/>
             <w:vAlign w:val="center"/>
+            <w:tcMar>
+              <w:top w:w="55" w:type="dxa"/>
+              <w:start w:w="75" w:type="dxa"/>
+              <w:bottom w:w="55" w:type="dxa"/>
+              <w:end w:w="75" w:type="dxa"/>
+            </w:tcMar>
           </w:tcPr>
           <w:p>
             <w:pPr>
-              <w:spacing w:after="0"/>
+              <w:keepLines/>
+              <w:spacing w:line="240" w:lineRule="auto" w:after="0"/>
               <w:jc w:val="left"/>
             </w:pPr>
             <w:r>
@@ -1727,12 +2241,19 @@
         </w:tc>
         <w:tc>
           <w:tcPr>
-            <w:tcW w:type="dxa" w:w="1738"/>
+            <w:tcW w:type="dxa" w:w="1670"/>
             <w:vAlign w:val="center"/>
+            <w:tcMar>
+              <w:top w:w="55" w:type="dxa"/>
+              <w:start w:w="75" w:type="dxa"/>
+              <w:bottom w:w="55" w:type="dxa"/>
+              <w:end w:w="75" w:type="dxa"/>
+            </w:tcMar>
           </w:tcPr>
           <w:p>
             <w:pPr>
-              <w:spacing w:after="0"/>
+              <w:keepLines/>
+              <w:spacing w:line="240" w:lineRule="auto" w:after="0"/>
               <w:jc w:val="left"/>
             </w:pPr>
             <w:r>
@@ -1746,12 +2267,19 @@
         </w:tc>
         <w:tc>
           <w:tcPr>
-            <w:tcW w:type="dxa" w:w="1738"/>
+            <w:tcW w:type="dxa" w:w="3629"/>
             <w:vAlign w:val="center"/>
+            <w:tcMar>
+              <w:top w:w="55" w:type="dxa"/>
+              <w:start w:w="75" w:type="dxa"/>
+              <w:bottom w:w="55" w:type="dxa"/>
+              <w:end w:w="75" w:type="dxa"/>
+            </w:tcMar>
           </w:tcPr>
           <w:p>
             <w:pPr>
-              <w:spacing w:after="0"/>
+              <w:keepLines/>
+              <w:spacing w:line="240" w:lineRule="auto" w:after="0"/>
               <w:jc w:val="left"/>
             </w:pPr>
             <w:r>
@@ -1765,14 +2293,25 @@
         </w:tc>
       </w:tr>
       <w:tr>
+        <w:trPr>
+          <w:cantSplit/>
+        </w:trPr>
         <w:tc>
           <w:tcPr>
-            <w:tcW w:type="dxa" w:w="1738"/>
+            <w:tcW w:type="dxa" w:w="1123"/>
             <w:vAlign w:val="center"/>
+            <w:tcMar>
+              <w:top w:w="55" w:type="dxa"/>
+              <w:start w:w="75" w:type="dxa"/>
+              <w:bottom w:w="55" w:type="dxa"/>
+              <w:end w:w="75" w:type="dxa"/>
+            </w:tcMar>
+            <w:shd w:fill="F1F5F8"/>
           </w:tcPr>
           <w:p>
             <w:pPr>
-              <w:spacing w:after="0"/>
+              <w:keepLines/>
+              <w:spacing w:line="240" w:lineRule="auto" w:after="0"/>
               <w:jc w:val="left"/>
             </w:pPr>
             <w:r>
@@ -1786,12 +2325,20 @@
         </w:tc>
         <w:tc>
           <w:tcPr>
-            <w:tcW w:type="dxa" w:w="1738"/>
+            <w:tcW w:type="dxa" w:w="1037"/>
             <w:vAlign w:val="center"/>
+            <w:tcMar>
+              <w:top w:w="55" w:type="dxa"/>
+              <w:start w:w="75" w:type="dxa"/>
+              <w:bottom w:w="55" w:type="dxa"/>
+              <w:end w:w="75" w:type="dxa"/>
+            </w:tcMar>
+            <w:shd w:fill="F1F5F8"/>
           </w:tcPr>
           <w:p>
             <w:pPr>
-              <w:spacing w:after="0"/>
+              <w:keepLines/>
+              <w:spacing w:line="240" w:lineRule="auto" w:after="0"/>
               <w:jc w:val="left"/>
             </w:pPr>
             <w:r>
@@ -1805,12 +2352,20 @@
         </w:tc>
         <w:tc>
           <w:tcPr>
-            <w:tcW w:type="dxa" w:w="1738"/>
+            <w:tcW w:type="dxa" w:w="1094"/>
             <w:vAlign w:val="center"/>
+            <w:tcMar>
+              <w:top w:w="55" w:type="dxa"/>
+              <w:start w:w="75" w:type="dxa"/>
+              <w:bottom w:w="55" w:type="dxa"/>
+              <w:end w:w="75" w:type="dxa"/>
+            </w:tcMar>
+            <w:shd w:fill="F1F5F8"/>
           </w:tcPr>
           <w:p>
             <w:pPr>
-              <w:spacing w:after="0"/>
+              <w:keepLines/>
+              <w:spacing w:line="240" w:lineRule="auto" w:after="0"/>
               <w:jc w:val="left"/>
             </w:pPr>
             <w:r>
@@ -1824,12 +2379,20 @@
         </w:tc>
         <w:tc>
           <w:tcPr>
-            <w:tcW w:type="dxa" w:w="1738"/>
+            <w:tcW w:type="dxa" w:w="1728"/>
             <w:vAlign w:val="center"/>
+            <w:tcMar>
+              <w:top w:w="55" w:type="dxa"/>
+              <w:start w:w="75" w:type="dxa"/>
+              <w:bottom w:w="55" w:type="dxa"/>
+              <w:end w:w="75" w:type="dxa"/>
+            </w:tcMar>
+            <w:shd w:fill="F1F5F8"/>
           </w:tcPr>
           <w:p>
             <w:pPr>
-              <w:spacing w:after="0"/>
+              <w:keepLines/>
+              <w:spacing w:line="240" w:lineRule="auto" w:after="0"/>
               <w:jc w:val="left"/>
             </w:pPr>
             <w:r>
@@ -1843,12 +2406,20 @@
         </w:tc>
         <w:tc>
           <w:tcPr>
-            <w:tcW w:type="dxa" w:w="1738"/>
+            <w:tcW w:type="dxa" w:w="1670"/>
             <w:vAlign w:val="center"/>
+            <w:tcMar>
+              <w:top w:w="55" w:type="dxa"/>
+              <w:start w:w="75" w:type="dxa"/>
+              <w:bottom w:w="55" w:type="dxa"/>
+              <w:end w:w="75" w:type="dxa"/>
+            </w:tcMar>
+            <w:shd w:fill="F1F5F8"/>
           </w:tcPr>
           <w:p>
             <w:pPr>
-              <w:spacing w:after="0"/>
+              <w:keepLines/>
+              <w:spacing w:line="240" w:lineRule="auto" w:after="0"/>
               <w:jc w:val="left"/>
             </w:pPr>
             <w:r>
@@ -1862,12 +2433,20 @@
         </w:tc>
         <w:tc>
           <w:tcPr>
-            <w:tcW w:type="dxa" w:w="1738"/>
+            <w:tcW w:type="dxa" w:w="3629"/>
             <w:vAlign w:val="center"/>
+            <w:tcMar>
+              <w:top w:w="55" w:type="dxa"/>
+              <w:start w:w="75" w:type="dxa"/>
+              <w:bottom w:w="55" w:type="dxa"/>
+              <w:end w:w="75" w:type="dxa"/>
+            </w:tcMar>
+            <w:shd w:fill="F1F5F8"/>
           </w:tcPr>
           <w:p>
             <w:pPr>
-              <w:spacing w:after="0"/>
+              <w:keepLines/>
+              <w:spacing w:line="240" w:lineRule="auto" w:after="0"/>
               <w:jc w:val="left"/>
             </w:pPr>
             <w:r>
@@ -1881,14 +2460,24 @@
         </w:tc>
       </w:tr>
       <w:tr>
+        <w:trPr>
+          <w:cantSplit/>
+        </w:trPr>
         <w:tc>
           <w:tcPr>
-            <w:tcW w:type="dxa" w:w="1738"/>
+            <w:tcW w:type="dxa" w:w="1123"/>
             <w:vAlign w:val="center"/>
+            <w:tcMar>
+              <w:top w:w="55" w:type="dxa"/>
+              <w:start w:w="75" w:type="dxa"/>
+              <w:bottom w:w="55" w:type="dxa"/>
+              <w:end w:w="75" w:type="dxa"/>
+            </w:tcMar>
           </w:tcPr>
           <w:p>
             <w:pPr>
-              <w:spacing w:after="0"/>
+              <w:keepLines/>
+              <w:spacing w:line="240" w:lineRule="auto" w:after="0"/>
               <w:jc w:val="left"/>
             </w:pPr>
             <w:r>
@@ -1902,12 +2491,19 @@
         </w:tc>
         <w:tc>
           <w:tcPr>
-            <w:tcW w:type="dxa" w:w="1738"/>
+            <w:tcW w:type="dxa" w:w="1037"/>
             <w:vAlign w:val="center"/>
+            <w:tcMar>
+              <w:top w:w="55" w:type="dxa"/>
+              <w:start w:w="75" w:type="dxa"/>
+              <w:bottom w:w="55" w:type="dxa"/>
+              <w:end w:w="75" w:type="dxa"/>
+            </w:tcMar>
           </w:tcPr>
           <w:p>
             <w:pPr>
-              <w:spacing w:after="0"/>
+              <w:keepLines/>
+              <w:spacing w:line="240" w:lineRule="auto" w:after="0"/>
               <w:jc w:val="left"/>
             </w:pPr>
             <w:r>
@@ -1921,12 +2517,19 @@
         </w:tc>
         <w:tc>
           <w:tcPr>
-            <w:tcW w:type="dxa" w:w="1738"/>
+            <w:tcW w:type="dxa" w:w="1094"/>
             <w:vAlign w:val="center"/>
+            <w:tcMar>
+              <w:top w:w="55" w:type="dxa"/>
+              <w:start w:w="75" w:type="dxa"/>
+              <w:bottom w:w="55" w:type="dxa"/>
+              <w:end w:w="75" w:type="dxa"/>
+            </w:tcMar>
           </w:tcPr>
           <w:p>
             <w:pPr>
-              <w:spacing w:after="0"/>
+              <w:keepLines/>
+              <w:spacing w:line="240" w:lineRule="auto" w:after="0"/>
               <w:jc w:val="left"/>
             </w:pPr>
             <w:r>
@@ -1940,12 +2543,19 @@
         </w:tc>
         <w:tc>
           <w:tcPr>
-            <w:tcW w:type="dxa" w:w="1738"/>
+            <w:tcW w:type="dxa" w:w="1728"/>
             <w:vAlign w:val="center"/>
+            <w:tcMar>
+              <w:top w:w="55" w:type="dxa"/>
+              <w:start w:w="75" w:type="dxa"/>
+              <w:bottom w:w="55" w:type="dxa"/>
+              <w:end w:w="75" w:type="dxa"/>
+            </w:tcMar>
           </w:tcPr>
           <w:p>
             <w:pPr>
-              <w:spacing w:after="0"/>
+              <w:keepLines/>
+              <w:spacing w:line="240" w:lineRule="auto" w:after="0"/>
               <w:jc w:val="left"/>
             </w:pPr>
             <w:r>
@@ -1959,12 +2569,19 @@
         </w:tc>
         <w:tc>
           <w:tcPr>
-            <w:tcW w:type="dxa" w:w="1738"/>
+            <w:tcW w:type="dxa" w:w="1670"/>
             <w:vAlign w:val="center"/>
+            <w:tcMar>
+              <w:top w:w="55" w:type="dxa"/>
+              <w:start w:w="75" w:type="dxa"/>
+              <w:bottom w:w="55" w:type="dxa"/>
+              <w:end w:w="75" w:type="dxa"/>
+            </w:tcMar>
           </w:tcPr>
           <w:p>
             <w:pPr>
-              <w:spacing w:after="0"/>
+              <w:keepLines/>
+              <w:spacing w:line="240" w:lineRule="auto" w:after="0"/>
               <w:jc w:val="left"/>
             </w:pPr>
             <w:r>
@@ -1978,12 +2595,19 @@
         </w:tc>
         <w:tc>
           <w:tcPr>
-            <w:tcW w:type="dxa" w:w="1738"/>
+            <w:tcW w:type="dxa" w:w="3629"/>
             <w:vAlign w:val="center"/>
+            <w:tcMar>
+              <w:top w:w="55" w:type="dxa"/>
+              <w:start w:w="75" w:type="dxa"/>
+              <w:bottom w:w="55" w:type="dxa"/>
+              <w:end w:w="75" w:type="dxa"/>
+            </w:tcMar>
           </w:tcPr>
           <w:p>
             <w:pPr>
-              <w:spacing w:after="0"/>
+              <w:keepLines/>
+              <w:spacing w:line="240" w:lineRule="auto" w:after="0"/>
               <w:jc w:val="left"/>
             </w:pPr>
             <w:r>
@@ -1997,14 +2621,25 @@
         </w:tc>
       </w:tr>
       <w:tr>
+        <w:trPr>
+          <w:cantSplit/>
+        </w:trPr>
         <w:tc>
           <w:tcPr>
-            <w:tcW w:type="dxa" w:w="1738"/>
+            <w:tcW w:type="dxa" w:w="1123"/>
             <w:vAlign w:val="center"/>
+            <w:tcMar>
+              <w:top w:w="55" w:type="dxa"/>
+              <w:start w:w="75" w:type="dxa"/>
+              <w:bottom w:w="55" w:type="dxa"/>
+              <w:end w:w="75" w:type="dxa"/>
+            </w:tcMar>
+            <w:shd w:fill="F1F5F8"/>
           </w:tcPr>
           <w:p>
             <w:pPr>
-              <w:spacing w:after="0"/>
+              <w:keepLines/>
+              <w:spacing w:line="240" w:lineRule="auto" w:after="0"/>
               <w:jc w:val="left"/>
             </w:pPr>
             <w:r>
@@ -2018,12 +2653,20 @@
         </w:tc>
         <w:tc>
           <w:tcPr>
-            <w:tcW w:type="dxa" w:w="1738"/>
+            <w:tcW w:type="dxa" w:w="1037"/>
             <w:vAlign w:val="center"/>
+            <w:tcMar>
+              <w:top w:w="55" w:type="dxa"/>
+              <w:start w:w="75" w:type="dxa"/>
+              <w:bottom w:w="55" w:type="dxa"/>
+              <w:end w:w="75" w:type="dxa"/>
+            </w:tcMar>
+            <w:shd w:fill="F1F5F8"/>
           </w:tcPr>
           <w:p>
             <w:pPr>
-              <w:spacing w:after="0"/>
+              <w:keepLines/>
+              <w:spacing w:line="240" w:lineRule="auto" w:after="0"/>
               <w:jc w:val="left"/>
             </w:pPr>
             <w:r>
@@ -2037,12 +2680,20 @@
         </w:tc>
         <w:tc>
           <w:tcPr>
-            <w:tcW w:type="dxa" w:w="1738"/>
+            <w:tcW w:type="dxa" w:w="1094"/>
             <w:vAlign w:val="center"/>
+            <w:tcMar>
+              <w:top w:w="55" w:type="dxa"/>
+              <w:start w:w="75" w:type="dxa"/>
+              <w:bottom w:w="55" w:type="dxa"/>
+              <w:end w:w="75" w:type="dxa"/>
+            </w:tcMar>
+            <w:shd w:fill="F1F5F8"/>
           </w:tcPr>
           <w:p>
             <w:pPr>
-              <w:spacing w:after="0"/>
+              <w:keepLines/>
+              <w:spacing w:line="240" w:lineRule="auto" w:after="0"/>
               <w:jc w:val="left"/>
             </w:pPr>
             <w:r>
@@ -2056,12 +2707,20 @@
         </w:tc>
         <w:tc>
           <w:tcPr>
-            <w:tcW w:type="dxa" w:w="1738"/>
+            <w:tcW w:type="dxa" w:w="1728"/>
             <w:vAlign w:val="center"/>
+            <w:tcMar>
+              <w:top w:w="55" w:type="dxa"/>
+              <w:start w:w="75" w:type="dxa"/>
+              <w:bottom w:w="55" w:type="dxa"/>
+              <w:end w:w="75" w:type="dxa"/>
+            </w:tcMar>
+            <w:shd w:fill="F1F5F8"/>
           </w:tcPr>
           <w:p>
             <w:pPr>
-              <w:spacing w:after="0"/>
+              <w:keepLines/>
+              <w:spacing w:line="240" w:lineRule="auto" w:after="0"/>
               <w:jc w:val="left"/>
             </w:pPr>
             <w:r>
@@ -2075,12 +2734,20 @@
         </w:tc>
         <w:tc>
           <w:tcPr>
-            <w:tcW w:type="dxa" w:w="1738"/>
+            <w:tcW w:type="dxa" w:w="1670"/>
             <w:vAlign w:val="center"/>
+            <w:tcMar>
+              <w:top w:w="55" w:type="dxa"/>
+              <w:start w:w="75" w:type="dxa"/>
+              <w:bottom w:w="55" w:type="dxa"/>
+              <w:end w:w="75" w:type="dxa"/>
+            </w:tcMar>
+            <w:shd w:fill="F1F5F8"/>
           </w:tcPr>
           <w:p>
             <w:pPr>
-              <w:spacing w:after="0"/>
+              <w:keepLines/>
+              <w:spacing w:line="240" w:lineRule="auto" w:after="0"/>
               <w:jc w:val="left"/>
             </w:pPr>
             <w:r>
@@ -2094,12 +2761,20 @@
         </w:tc>
         <w:tc>
           <w:tcPr>
-            <w:tcW w:type="dxa" w:w="1738"/>
+            <w:tcW w:type="dxa" w:w="3629"/>
             <w:vAlign w:val="center"/>
+            <w:tcMar>
+              <w:top w:w="55" w:type="dxa"/>
+              <w:start w:w="75" w:type="dxa"/>
+              <w:bottom w:w="55" w:type="dxa"/>
+              <w:end w:w="75" w:type="dxa"/>
+            </w:tcMar>
+            <w:shd w:fill="F1F5F8"/>
           </w:tcPr>
           <w:p>
             <w:pPr>
-              <w:spacing w:after="0"/>
+              <w:keepLines/>
+              <w:spacing w:line="240" w:lineRule="auto" w:after="0"/>
               <w:jc w:val="left"/>
             </w:pPr>
             <w:r>
@@ -2113,14 +2788,24 @@
         </w:tc>
       </w:tr>
       <w:tr>
+        <w:trPr>
+          <w:cantSplit/>
+        </w:trPr>
         <w:tc>
           <w:tcPr>
-            <w:tcW w:type="dxa" w:w="1738"/>
+            <w:tcW w:type="dxa" w:w="1123"/>
             <w:vAlign w:val="center"/>
+            <w:tcMar>
+              <w:top w:w="55" w:type="dxa"/>
+              <w:start w:w="75" w:type="dxa"/>
+              <w:bottom w:w="55" w:type="dxa"/>
+              <w:end w:w="75" w:type="dxa"/>
+            </w:tcMar>
           </w:tcPr>
           <w:p>
             <w:pPr>
-              <w:spacing w:after="0"/>
+              <w:keepLines/>
+              <w:spacing w:line="240" w:lineRule="auto" w:after="0"/>
               <w:jc w:val="left"/>
             </w:pPr>
             <w:r>
@@ -2134,12 +2819,19 @@
         </w:tc>
         <w:tc>
           <w:tcPr>
-            <w:tcW w:type="dxa" w:w="1738"/>
+            <w:tcW w:type="dxa" w:w="1037"/>
             <w:vAlign w:val="center"/>
+            <w:tcMar>
+              <w:top w:w="55" w:type="dxa"/>
+              <w:start w:w="75" w:type="dxa"/>
+              <w:bottom w:w="55" w:type="dxa"/>
+              <w:end w:w="75" w:type="dxa"/>
+            </w:tcMar>
           </w:tcPr>
           <w:p>
             <w:pPr>
-              <w:spacing w:after="0"/>
+              <w:keepLines/>
+              <w:spacing w:line="240" w:lineRule="auto" w:after="0"/>
               <w:jc w:val="left"/>
             </w:pPr>
             <w:r>
@@ -2153,12 +2845,19 @@
         </w:tc>
         <w:tc>
           <w:tcPr>
-            <w:tcW w:type="dxa" w:w="1738"/>
+            <w:tcW w:type="dxa" w:w="1094"/>
             <w:vAlign w:val="center"/>
+            <w:tcMar>
+              <w:top w:w="55" w:type="dxa"/>
+              <w:start w:w="75" w:type="dxa"/>
+              <w:bottom w:w="55" w:type="dxa"/>
+              <w:end w:w="75" w:type="dxa"/>
+            </w:tcMar>
           </w:tcPr>
           <w:p>
             <w:pPr>
-              <w:spacing w:after="0"/>
+              <w:keepLines/>
+              <w:spacing w:line="240" w:lineRule="auto" w:after="0"/>
               <w:jc w:val="left"/>
             </w:pPr>
             <w:r>
@@ -2172,12 +2871,19 @@
         </w:tc>
         <w:tc>
           <w:tcPr>
-            <w:tcW w:type="dxa" w:w="1738"/>
+            <w:tcW w:type="dxa" w:w="1728"/>
             <w:vAlign w:val="center"/>
+            <w:tcMar>
+              <w:top w:w="55" w:type="dxa"/>
+              <w:start w:w="75" w:type="dxa"/>
+              <w:bottom w:w="55" w:type="dxa"/>
+              <w:end w:w="75" w:type="dxa"/>
+            </w:tcMar>
           </w:tcPr>
           <w:p>
             <w:pPr>
-              <w:spacing w:after="0"/>
+              <w:keepLines/>
+              <w:spacing w:line="240" w:lineRule="auto" w:after="0"/>
               <w:jc w:val="left"/>
             </w:pPr>
             <w:r>
@@ -2191,12 +2897,19 @@
         </w:tc>
         <w:tc>
           <w:tcPr>
-            <w:tcW w:type="dxa" w:w="1738"/>
+            <w:tcW w:type="dxa" w:w="1670"/>
             <w:vAlign w:val="center"/>
+            <w:tcMar>
+              <w:top w:w="55" w:type="dxa"/>
+              <w:start w:w="75" w:type="dxa"/>
+              <w:bottom w:w="55" w:type="dxa"/>
+              <w:end w:w="75" w:type="dxa"/>
+            </w:tcMar>
           </w:tcPr>
           <w:p>
             <w:pPr>
-              <w:spacing w:after="0"/>
+              <w:keepLines/>
+              <w:spacing w:line="240" w:lineRule="auto" w:after="0"/>
               <w:jc w:val="left"/>
             </w:pPr>
             <w:r>
@@ -2210,12 +2923,19 @@
         </w:tc>
         <w:tc>
           <w:tcPr>
-            <w:tcW w:type="dxa" w:w="1738"/>
+            <w:tcW w:type="dxa" w:w="3629"/>
             <w:vAlign w:val="center"/>
+            <w:tcMar>
+              <w:top w:w="55" w:type="dxa"/>
+              <w:start w:w="75" w:type="dxa"/>
+              <w:bottom w:w="55" w:type="dxa"/>
+              <w:end w:w="75" w:type="dxa"/>
+            </w:tcMar>
           </w:tcPr>
           <w:p>
             <w:pPr>
-              <w:spacing w:after="0"/>
+              <w:keepLines/>
+              <w:spacing w:line="240" w:lineRule="auto" w:after="0"/>
               <w:jc w:val="left"/>
             </w:pPr>
             <w:r>
@@ -2236,6 +2956,19 @@
     </w:p>
     <w:p>
       <w:pPr>
+        <w:sectPr>
+          <w:type w:val="continuous"/>
+          <w:pgSz w:w="12240" w:h="15840"/>
+          <w:pgMar w:top="1037" w:right="979" w:bottom="1037" w:left="979" w:header="461" w:footer="490" w:gutter="0"/>
+          <w:cols w:space="360" w:num="1"/>
+          <w:docGrid w:linePitch="360"/>
+        </w:sectPr>
+      </w:pPr>
+    </w:p>
+    <w:p>
+      <w:pPr>
+        <w:keepLines/>
+        <w:widowControl/>
         <w:ind w:firstLine="202"/>
       </w:pPr>
       <w:r>
@@ -2247,6 +2980,8 @@
     </w:p>
     <w:p>
       <w:pPr>
+        <w:keepLines/>
+        <w:widowControl/>
         <w:ind w:firstLine="202"/>
       </w:pPr>
       <w:r>
@@ -2282,6 +3017,8 @@
     </w:p>
     <w:p>
       <w:pPr>
+        <w:keepLines/>
+        <w:widowControl/>
         <w:ind w:firstLine="202"/>
       </w:pPr>
       <w:r>
@@ -2293,6 +3030,8 @@
     </w:p>
     <w:p>
       <w:pPr>
+        <w:keepLines/>
+        <w:widowControl/>
         <w:ind w:firstLine="202"/>
       </w:pPr>
       <w:r>
@@ -2304,6 +3043,8 @@
     </w:p>
     <w:p>
       <w:pPr>
+        <w:keepLines/>
+        <w:widowControl/>
         <w:ind w:firstLine="202"/>
       </w:pPr>
       <w:r>
@@ -2326,6 +3067,8 @@
     </w:p>
     <w:p>
       <w:pPr>
+        <w:keepLines/>
+        <w:widowControl/>
         <w:ind w:firstLine="202"/>
       </w:pPr>
       <w:r>
@@ -2337,6 +3080,8 @@
     </w:p>
     <w:p>
       <w:pPr>
+        <w:keepLines/>
+        <w:widowControl/>
         <w:ind w:firstLine="202"/>
       </w:pPr>
       <w:r>
@@ -2348,6 +3093,8 @@
     </w:p>
     <w:p>
       <w:pPr>
+        <w:keepLines/>
+        <w:widowControl/>
         <w:ind w:firstLine="202"/>
       </w:pPr>
       <w:r>
@@ -2370,6 +3117,8 @@
     </w:p>
     <w:p>
       <w:pPr>
+        <w:keepLines/>
+        <w:widowControl/>
         <w:ind w:firstLine="202"/>
       </w:pPr>
       <w:r>
@@ -2392,6 +3141,8 @@
     </w:p>
     <w:p>
       <w:pPr>
+        <w:keepLines/>
+        <w:widowControl/>
         <w:ind w:firstLine="202"/>
       </w:pPr>
       <w:r>
@@ -2705,6 +3456,8 @@
     </w:p>
     <w:p>
       <w:pPr>
+        <w:keepLines/>
+        <w:widowControl/>
         <w:ind w:firstLine="202"/>
       </w:pPr>
       <w:r>
@@ -2717,7 +3470,7 @@
     <w:sectPr>
       <w:type w:val="continuous"/>
       <w:pgSz w:w="12240" w:h="15840"/>
-      <w:pgMar w:top="979" w:right="907" w:bottom="1123" w:left="907" w:header="720" w:footer="720" w:gutter="0"/>
+      <w:pgMar w:top="1037" w:right="979" w:bottom="1037" w:left="979" w:header="461" w:footer="490" w:gutter="0"/>
       <w:cols w:space="360" w:num="2"/>
       <w:docGrid w:linePitch="360"/>
     </w:sectPr>
@@ -2732,6 +3485,72 @@
       <w:pStyle w:val="Footer"/>
       <w:jc w:val="center"/>
     </w:pPr>
+    <w:r>
+      <w:rPr>
+        <w:rFonts w:ascii="Times New Roman" w:hAnsi="Times New Roman" w:eastAsia="Times New Roman"/>
+        <w:sz w:val="16"/>
+      </w:rPr>
+      <w:fldChar w:fldCharType="begin"/>
+      <w:instrText xml:space="preserve"> PAGE </w:instrText>
+      <w:fldChar w:fldCharType="separate"/>
+      <w:t>1</w:t>
+      <w:fldChar w:fldCharType="end"/>
+    </w:r>
+    <w:r>
+      <w:rPr>
+        <w:rFonts w:ascii="Times New Roman" w:hAnsi="Times New Roman" w:eastAsia="Times New Roman"/>
+        <w:sz w:val="16"/>
+      </w:rPr>
+      <w:fldChar w:fldCharType="begin"/>
+      <w:instrText xml:space="preserve"> PAGE </w:instrText>
+      <w:fldChar w:fldCharType="separate"/>
+      <w:t>1</w:t>
+      <w:fldChar w:fldCharType="end"/>
+    </w:r>
+    <w:r>
+      <w:rPr>
+        <w:rFonts w:ascii="Times New Roman" w:hAnsi="Times New Roman" w:eastAsia="Times New Roman"/>
+        <w:sz w:val="16"/>
+      </w:rPr>
+      <w:fldChar w:fldCharType="begin"/>
+      <w:instrText xml:space="preserve"> PAGE </w:instrText>
+      <w:fldChar w:fldCharType="separate"/>
+      <w:t>1</w:t>
+      <w:fldChar w:fldCharType="end"/>
+    </w:r>
+    <w:r>
+      <w:rPr>
+        <w:rFonts w:ascii="Times New Roman" w:hAnsi="Times New Roman" w:eastAsia="Times New Roman"/>
+        <w:sz w:val="16"/>
+      </w:rPr>
+      <w:fldChar w:fldCharType="begin"/>
+      <w:instrText xml:space="preserve"> PAGE </w:instrText>
+      <w:fldChar w:fldCharType="separate"/>
+      <w:t>1</w:t>
+      <w:fldChar w:fldCharType="end"/>
+    </w:r>
+    <w:r>
+      <w:rPr>
+        <w:rFonts w:ascii="Times New Roman" w:hAnsi="Times New Roman" w:eastAsia="Times New Roman"/>
+        <w:sz w:val="16"/>
+      </w:rPr>
+      <w:fldChar w:fldCharType="begin"/>
+      <w:instrText xml:space="preserve"> PAGE </w:instrText>
+      <w:fldChar w:fldCharType="separate"/>
+      <w:t>1</w:t>
+      <w:fldChar w:fldCharType="end"/>
+    </w:r>
+    <w:r>
+      <w:rPr>
+        <w:rFonts w:ascii="Times New Roman" w:hAnsi="Times New Roman" w:eastAsia="Times New Roman"/>
+        <w:sz w:val="16"/>
+      </w:rPr>
+      <w:fldChar w:fldCharType="begin"/>
+      <w:instrText xml:space="preserve"> PAGE </w:instrText>
+      <w:fldChar w:fldCharType="separate"/>
+      <w:t>1</w:t>
+      <w:fldChar w:fldCharType="end"/>
+    </w:r>
     <w:r>
       <w:rPr>
         <w:rFonts w:ascii="Times New Roman" w:hAnsi="Times New Roman" w:eastAsia="Times New Roman"/>
@@ -2766,6 +3585,54 @@
       <w:spacing w:after="0"/>
       <w:jc w:val="right"/>
     </w:pPr>
+    <w:r>
+      <w:rPr>
+        <w:rFonts w:ascii="Times New Roman" w:hAnsi="Times New Roman" w:eastAsia="Times New Roman"/>
+        <w:i/>
+        <w:sz w:val="16"/>
+      </w:rPr>
+      <w:t>QScope  |  Research Paper</w:t>
+    </w:r>
+    <w:r>
+      <w:rPr>
+        <w:rFonts w:ascii="Times New Roman" w:hAnsi="Times New Roman" w:eastAsia="Times New Roman"/>
+        <w:i/>
+        <w:sz w:val="16"/>
+      </w:rPr>
+      <w:t>QScope  |  Research Paper</w:t>
+    </w:r>
+    <w:r>
+      <w:rPr>
+        <w:rFonts w:ascii="Times New Roman" w:hAnsi="Times New Roman" w:eastAsia="Times New Roman"/>
+        <w:i/>
+        <w:sz w:val="16"/>
+      </w:rPr>
+      <w:t>QScope  |  Research Paper</w:t>
+    </w:r>
+    <w:r>
+      <w:rPr>
+        <w:rFonts w:ascii="Times New Roman" w:hAnsi="Times New Roman" w:eastAsia="Times New Roman"/>
+        <w:i/>
+        <w:sz w:val="16"/>
+      </w:rPr>
+      <w:t>QScope  |  Research Paper</w:t>
+    </w:r>
+    <w:r>
+      <w:rPr>
+        <w:rFonts w:ascii="Times New Roman" w:hAnsi="Times New Roman" w:eastAsia="Times New Roman"/>
+        <w:i/>
+        <w:sz w:val="16"/>
+      </w:rPr>
+      <w:t>QScope  |  Research Paper</w:t>
+    </w:r>
+    <w:r>
+      <w:rPr>
+        <w:rFonts w:ascii="Times New Roman" w:hAnsi="Times New Roman" w:eastAsia="Times New Roman"/>
+        <w:i/>
+        <w:sz w:val="16"/>
+      </w:rPr>
+      <w:t>QScope  |  Research Paper</w:t>
+    </w:r>
     <w:r>
       <w:rPr>
         <w:rFonts w:ascii="Times New Roman" w:hAnsi="Times New Roman" w:eastAsia="Times New Roman"/>
@@ -3150,7 +4017,8 @@
     <w:qFormat/>
     <w:rsid w:val="00FC693F"/>
     <w:pPr>
-      <w:spacing w:after="60" w:line="240" w:lineRule="auto"/>
+      <w:widowControl/>
+      <w:spacing w:after="80" w:line="247" w:lineRule="auto"/>
       <w:jc w:val="both"/>
     </w:pPr>
     <w:rPr>
@@ -3213,7 +4081,7 @@
     <w:pPr>
       <w:keepNext/>
       <w:keepLines/>
-      <w:spacing w:before="140" w:after="60"/>
+      <w:spacing w:before="180" w:after="80"/>
       <w:jc w:val="center"/>
       <w:outlineLvl w:val="0"/>
     </w:pPr>
@@ -3222,7 +4090,7 @@
       <w:b/>
       <w:bCs/>
       <w:color w:val="365F91" w:themeColor="accent1" w:themeShade="BF"/>
-      <w:sz w:val="19"/>
+      <w:sz w:val="20"/>
       <w:szCs w:val="28"/>
     </w:rPr>
   </w:style>
@@ -3725,8 +4593,13 @@
       <w:numPr>
         <w:numId w:val="5"/>
       </w:numPr>
+      <w:spacing w:after="80" w:line="247" w:lineRule="auto"/>
       <w:contextualSpacing/>
     </w:pPr>
+    <w:rPr>
+      <w:rFonts w:ascii="Times New Roman" w:hAnsi="Times New Roman" w:eastAsia="Times New Roman"/>
+      <w:sz w:val="18"/>
+    </w:rPr>
   </w:style>
   <w:style w:type="paragraph" w:styleId="ListNumber2">
     <w:name w:val="List Number 2"/>
